--- a/06-学生侧材料/讲义/2026-06-23-电化学基础.docx
+++ b/06-学生侧材料/讲义/2026-06-23-电化学基础.docx
@@ -339,7 +339,7 @@
           <w:p>
             <w:pPr>
               <w:pStyle w:val="Compact"/>
-              <w:jc w:val="left"/>
+              <w:jc w:val="center"/>
             </w:pPr>
             <w:r>
               <w:rPr>
@@ -355,7 +355,7 @@
           <w:p>
             <w:pPr>
               <w:pStyle w:val="Compact"/>
-              <w:jc w:val="left"/>
+              <w:jc w:val="center"/>
             </w:pPr>
             <w:r>
               <w:rPr>
@@ -371,7 +371,7 @@
           <w:p>
             <w:pPr>
               <w:pStyle w:val="Compact"/>
-              <w:jc w:val="left"/>
+              <w:jc w:val="center"/>
             </w:pPr>
             <w:r>
               <w:rPr>
@@ -403,7 +403,7 @@
           <w:p>
             <w:pPr>
               <w:pStyle w:val="Compact"/>
-              <w:jc w:val="left"/>
+              <w:jc w:val="center"/>
             </w:pPr>
             <w:r>
               <w:rPr>
@@ -420,7 +420,7 @@
           <w:p>
             <w:pPr>
               <w:pStyle w:val="Compact"/>
-              <w:jc w:val="left"/>
+              <w:jc w:val="center"/>
             </w:pPr>
             <w:r>
               <w:rPr>
@@ -435,7 +435,7 @@
           <w:p>
             <w:pPr>
               <w:pStyle w:val="Compact"/>
-              <w:jc w:val="left"/>
+              <w:jc w:val="center"/>
             </w:pPr>
             <w:r>
               <w:rPr>
@@ -452,7 +452,7 @@
           <w:p>
             <w:pPr>
               <w:pStyle w:val="Compact"/>
-              <w:jc w:val="left"/>
+              <w:jc w:val="center"/>
             </w:pPr>
             <w:r>
               <w:rPr>
@@ -469,7 +469,7 @@
           <w:p>
             <w:pPr>
               <w:pStyle w:val="Compact"/>
-              <w:jc w:val="left"/>
+              <w:jc w:val="center"/>
             </w:pPr>
             <w:r>
               <w:rPr>
@@ -484,7 +484,7 @@
           <w:p>
             <w:pPr>
               <w:pStyle w:val="Compact"/>
-              <w:jc w:val="left"/>
+              <w:jc w:val="center"/>
             </w:pPr>
             <w:r>
               <w:rPr>
@@ -501,7 +501,7 @@
           <w:p>
             <w:pPr>
               <w:pStyle w:val="Compact"/>
-              <w:jc w:val="left"/>
+              <w:jc w:val="center"/>
             </w:pPr>
             <w:r>
               <w:rPr>
@@ -518,7 +518,7 @@
           <w:p>
             <w:pPr>
               <w:pStyle w:val="Compact"/>
-              <w:jc w:val="left"/>
+              <w:jc w:val="center"/>
             </w:pPr>
             <w:r>
               <w:rPr>
@@ -533,7 +533,7 @@
           <w:p>
             <w:pPr>
               <w:pStyle w:val="Compact"/>
-              <w:jc w:val="left"/>
+              <w:jc w:val="center"/>
             </w:pPr>
             <w:r>
               <w:rPr>
@@ -550,7 +550,7 @@
           <w:p>
             <w:pPr>
               <w:pStyle w:val="Compact"/>
-              <w:jc w:val="left"/>
+              <w:jc w:val="center"/>
             </w:pPr>
             <w:r>
               <w:rPr>
@@ -567,7 +567,7 @@
           <w:p>
             <w:pPr>
               <w:pStyle w:val="Compact"/>
-              <w:jc w:val="left"/>
+              <w:jc w:val="center"/>
             </w:pPr>
             <w:r>
               <w:rPr>
@@ -582,7 +582,7 @@
           <w:p>
             <w:pPr>
               <w:pStyle w:val="Compact"/>
-              <w:jc w:val="left"/>
+              <w:jc w:val="center"/>
             </w:pPr>
             <w:r>
               <w:rPr>
@@ -617,7 +617,7 @@
           <w:p>
             <w:pPr>
               <w:pStyle w:val="Compact"/>
-              <w:jc w:val="left"/>
+              <w:jc w:val="center"/>
             </w:pPr>
             <w:r>
               <w:rPr>
@@ -634,7 +634,7 @@
           <w:p>
             <w:pPr>
               <w:pStyle w:val="Compact"/>
-              <w:jc w:val="left"/>
+              <w:jc w:val="center"/>
             </w:pPr>
             <w:r>
               <w:rPr>
@@ -649,7 +649,7 @@
           <w:p>
             <w:pPr>
               <w:pStyle w:val="Compact"/>
-              <w:jc w:val="left"/>
+              <w:jc w:val="center"/>
             </w:pPr>
             <w:r>
               <w:rPr>
@@ -666,12 +666,6 @@
         <w:pStyle w:val="BlockText"/>
       </w:pPr>
       <w:r>
-        <w:t xml:space="preserve">💡</w:t>
-      </w:r>
-      <w:r>
-        <w:t xml:space="preserve"> </w:t>
-      </w:r>
-      <w:r>
         <w:rPr>
           <w:rFonts w:hint="eastAsia" w:eastAsia="SimSun" w:ascii="Times New Roman" w:hAnsi="Times New Roman"/>
           <w:b/>
@@ -792,8 +786,14 @@
     <w:p>
       <w:pPr>
         <w:pStyle w:val="BodyText"/>
+        <w:jc w:val="center"/>
       </w:pPr>
       <w:r>
+        <w:rPr>
+          <w:b w:val="0"/>
+          <w:i w:val="0"/>
+          <w:sz w:val="21"/>
+        </w:rPr>
         <w:drawing>
           <wp:inline>
             <wp:extent cx="5334000" cy="4415562"/>
@@ -836,58 +836,77 @@
         </w:drawing>
       </w:r>
       <w:r>
-        <w:t xml:space="preserve"> </w:t>
-      </w:r>
-      <w:r>
-        <w:rPr>
-          <w:rFonts w:hint="eastAsia" w:eastAsia="SimSun" w:ascii="Times New Roman" w:hAnsi="Times New Roman"/>
-          <w:i/>
+        <w:rPr>
+          <w:b w:val="0"/>
+          <w:i w:val="0"/>
+          <w:sz w:val="21"/>
+        </w:rPr>
+        <w:t xml:space="preserve"> </w:t>
+      </w:r>
+      <w:r>
+        <w:rPr>
+          <w:rFonts w:hint="eastAsia" w:eastAsia="FangSong" w:ascii="Times New Roman" w:hAnsi="Times New Roman"/>
+          <w:b w:val="0"/>
+          <w:i w:val="0"/>
           <w:iCs/>
+          <w:sz w:val="21"/>
         </w:rPr>
         <w:t xml:space="preserve">图</w:t>
       </w:r>
       <w:r>
         <w:rPr>
-          <w:i/>
+          <w:b w:val="0"/>
+          <w:i w:val="0"/>
           <w:iCs/>
+          <w:sz w:val="21"/>
         </w:rPr>
         <w:t xml:space="preserve"> Zn-Cu </w:t>
       </w:r>
       <w:r>
         <w:rPr>
-          <w:rFonts w:hint="eastAsia" w:eastAsia="SimSun" w:ascii="Times New Roman" w:hAnsi="Times New Roman"/>
-          <w:i/>
+          <w:rFonts w:hint="eastAsia" w:eastAsia="FangSong" w:ascii="Times New Roman" w:hAnsi="Times New Roman"/>
+          <w:b w:val="0"/>
+          <w:i w:val="0"/>
           <w:iCs/>
+          <w:sz w:val="21"/>
         </w:rPr>
         <w:t xml:space="preserve">原电池（Daniel</w:t>
       </w:r>
       <w:r>
         <w:rPr>
-          <w:i/>
+          <w:b w:val="0"/>
+          <w:i w:val="0"/>
           <w:iCs/>
-        </w:rPr>
-        <w:t xml:space="preserve"> </w:t>
-      </w:r>
-      <w:r>
-        <w:rPr>
-          <w:rFonts w:hint="eastAsia" w:eastAsia="SimSun" w:ascii="Times New Roman" w:hAnsi="Times New Roman"/>
-          <w:i/>
+          <w:sz w:val="21"/>
+        </w:rPr>
+        <w:t xml:space="preserve"> </w:t>
+      </w:r>
+      <w:r>
+        <w:rPr>
+          <w:rFonts w:hint="eastAsia" w:eastAsia="FangSong" w:ascii="Times New Roman" w:hAnsi="Times New Roman"/>
+          <w:b w:val="0"/>
+          <w:i w:val="0"/>
           <w:iCs/>
+          <w:sz w:val="21"/>
         </w:rPr>
         <w:t xml:space="preserve">电池）—</w:t>
       </w:r>
       <w:r>
         <w:rPr>
-          <w:i/>
+          <w:b w:val="0"/>
+          <w:i w:val="0"/>
           <w:iCs/>
-        </w:rPr>
-        <w:t xml:space="preserve"> </w:t>
-      </w:r>
-      <w:r>
-        <w:rPr>
-          <w:rFonts w:hint="eastAsia" w:eastAsia="SimSun" w:ascii="Times New Roman" w:hAnsi="Times New Roman"/>
-          <w:i/>
+          <w:sz w:val="21"/>
+        </w:rPr>
+        <w:t xml:space="preserve"> </w:t>
+      </w:r>
+      <w:r>
+        <w:rPr>
+          <w:rFonts w:hint="eastAsia" w:eastAsia="FangSong" w:ascii="Times New Roman" w:hAnsi="Times New Roman"/>
+          <w:b w:val="0"/>
+          <w:i w:val="0"/>
           <w:iCs/>
+          <w:sz w:val="21"/>
         </w:rPr>
         <w:t xml:space="preserve">锌极为负极发生氧化，铜极为正极发生还原，盐桥维持电荷平衡</w:t>
       </w:r>
@@ -930,7 +949,7 @@
           <w:p>
             <w:pPr>
               <w:pStyle w:val="Compact"/>
-              <w:jc w:val="left"/>
+              <w:jc w:val="center"/>
             </w:pPr>
             <w:r>
               <w:rPr>
@@ -946,7 +965,7 @@
           <w:p>
             <w:pPr>
               <w:pStyle w:val="Compact"/>
-              <w:jc w:val="left"/>
+              <w:jc w:val="center"/>
             </w:pPr>
             <w:r>
               <w:rPr>
@@ -962,7 +981,7 @@
           <w:p>
             <w:pPr>
               <w:pStyle w:val="Compact"/>
-              <w:jc w:val="left"/>
+              <w:jc w:val="center"/>
             </w:pPr>
             <w:r>
               <w:rPr>
@@ -978,7 +997,7 @@
           <w:p>
             <w:pPr>
               <w:pStyle w:val="Compact"/>
-              <w:jc w:val="left"/>
+              <w:jc w:val="center"/>
             </w:pPr>
             <w:r>
               <w:rPr>
@@ -996,7 +1015,7 @@
           <w:p>
             <w:pPr>
               <w:pStyle w:val="Compact"/>
-              <w:jc w:val="left"/>
+              <w:jc w:val="center"/>
             </w:pPr>
             <w:r>
               <w:rPr>
@@ -1013,7 +1032,7 @@
           <w:p>
             <w:pPr>
               <w:pStyle w:val="Compact"/>
-              <w:jc w:val="left"/>
+              <w:jc w:val="center"/>
             </w:pPr>
             <w:r>
               <w:rPr>
@@ -1028,7 +1047,7 @@
           <w:p>
             <w:pPr>
               <w:pStyle w:val="Compact"/>
-              <w:jc w:val="left"/>
+              <w:jc w:val="center"/>
             </w:pPr>
             <w:r>
               <w:rPr>
@@ -1043,7 +1062,7 @@
           <w:p>
             <w:pPr>
               <w:pStyle w:val="Compact"/>
-              <w:jc w:val="left"/>
+              <w:jc w:val="center"/>
             </w:pPr>
             <w:r>
               <w:rPr>
@@ -1060,7 +1079,7 @@
           <w:p>
             <w:pPr>
               <w:pStyle w:val="Compact"/>
-              <w:jc w:val="left"/>
+              <w:jc w:val="center"/>
             </w:pPr>
             <w:r>
               <w:rPr>
@@ -1077,7 +1096,7 @@
           <w:p>
             <w:pPr>
               <w:pStyle w:val="Compact"/>
-              <w:jc w:val="left"/>
+              <w:jc w:val="center"/>
             </w:pPr>
             <w:r>
               <w:rPr>
@@ -1092,7 +1111,7 @@
           <w:p>
             <w:pPr>
               <w:pStyle w:val="Compact"/>
-              <w:jc w:val="left"/>
+              <w:jc w:val="center"/>
             </w:pPr>
             <w:r>
               <w:rPr>
@@ -1107,7 +1126,7 @@
           <w:p>
             <w:pPr>
               <w:pStyle w:val="Compact"/>
-              <w:jc w:val="left"/>
+              <w:jc w:val="center"/>
             </w:pPr>
             <w:r>
               <w:rPr>
@@ -1124,7 +1143,7 @@
           <w:p>
             <w:pPr>
               <w:pStyle w:val="Compact"/>
-              <w:jc w:val="left"/>
+              <w:jc w:val="center"/>
             </w:pPr>
             <w:r>
               <w:rPr>
@@ -1141,7 +1160,7 @@
           <w:p>
             <w:pPr>
               <w:pStyle w:val="Compact"/>
-              <w:jc w:val="left"/>
+              <w:jc w:val="center"/>
             </w:pPr>
             <w:r>
               <w:rPr>
@@ -1156,7 +1175,7 @@
           <w:p>
             <w:pPr>
               <w:pStyle w:val="Compact"/>
-              <w:jc w:val="left"/>
+              <w:jc w:val="center"/>
             </w:pPr>
             <w:r>
               <w:rPr>
@@ -1171,7 +1190,7 @@
           <w:p>
             <w:pPr>
               <w:pStyle w:val="Compact"/>
-              <w:jc w:val="left"/>
+              <w:jc w:val="center"/>
             </w:pPr>
             <w:r>
               <w:rPr>
@@ -1188,7 +1207,7 @@
           <w:p>
             <w:pPr>
               <w:pStyle w:val="Compact"/>
-              <w:jc w:val="left"/>
+              <w:jc w:val="center"/>
             </w:pPr>
             <w:r>
               <w:rPr>
@@ -1205,7 +1224,7 @@
           <w:p>
             <w:pPr>
               <w:pStyle w:val="Compact"/>
-              <w:jc w:val="left"/>
+              <w:jc w:val="center"/>
             </w:pPr>
             <w:r>
               <w:rPr>
@@ -1220,7 +1239,7 @@
           <w:p>
             <w:pPr>
               <w:pStyle w:val="Compact"/>
-              <w:jc w:val="left"/>
+              <w:jc w:val="center"/>
             </w:pPr>
             <w:r>
               <w:rPr>
@@ -1235,7 +1254,7 @@
           <w:p>
             <w:pPr>
               <w:pStyle w:val="Compact"/>
-              <w:jc w:val="left"/>
+              <w:jc w:val="center"/>
             </w:pPr>
             <w:r>
               <w:rPr>
@@ -1281,6 +1300,12 @@
       <m:oMathPara>
         <m:oMathParaPr>
           <m:jc m:val="center"/>
+          <m:ctrlPr>
+            <w:rPr>
+              <w:sz w:val="28"/>
+              <w:szCs w:val="28"/>
+            </w:rPr>
+          </m:ctrlPr>
         </m:oMathParaPr>
         <m:oMath>
           <m:r>
@@ -1539,6 +1564,12 @@
       <m:oMathPara>
         <m:oMathParaPr>
           <m:jc m:val="center"/>
+          <m:ctrlPr>
+            <w:rPr>
+              <w:sz w:val="28"/>
+              <w:szCs w:val="28"/>
+            </w:rPr>
+          </m:ctrlPr>
         </m:oMathParaPr>
         <m:oMath>
           <m:r>
@@ -1781,6 +1812,12 @@
       <m:oMathPara>
         <m:oMathParaPr>
           <m:jc m:val="center"/>
+          <m:ctrlPr>
+            <w:rPr>
+              <w:sz w:val="28"/>
+              <w:szCs w:val="28"/>
+            </w:rPr>
+          </m:ctrlPr>
         </m:oMathParaPr>
         <m:oMath>
           <m:r>
@@ -1919,6 +1956,14 @@
         <w:t xml:space="preserve">的单位为伏特（V），</w:t>
       </w:r>
       <m:oMath>
+        <m:oMathPr>
+          <m:ctrlPr>
+            <w:rPr>
+              <w:sz w:val="28"/>
+              <w:szCs w:val="28"/>
+            </w:rPr>
+          </m:ctrlPr>
+        </m:oMathPr>
         <m:r>
           <m:t>1</m:t>
         </m:r>
@@ -2071,6 +2116,14 @@
         <w:t xml:space="preserve">标准氢电极的构成：</w:t>
       </w:r>
       <m:oMath>
+        <m:oMathPr>
+          <m:ctrlPr>
+            <w:rPr>
+              <w:sz w:val="28"/>
+              <w:szCs w:val="28"/>
+            </w:rPr>
+          </m:ctrlPr>
+        </m:oMathPr>
         <m:r>
           <m:rPr>
             <m:nor/>
@@ -2212,6 +2265,14 @@
         <w:t xml:space="preserve">电极反应：</w:t>
       </w:r>
       <m:oMath>
+        <m:oMathPr>
+          <m:ctrlPr>
+            <w:rPr>
+              <w:sz w:val="28"/>
+              <w:szCs w:val="28"/>
+            </w:rPr>
+          </m:ctrlPr>
+        </m:oMathPr>
         <m:r>
           <m:t>2</m:t>
         </m:r>
@@ -2285,8 +2346,14 @@
     <w:p>
       <w:pPr>
         <w:pStyle w:val="BodyText"/>
+        <w:jc w:val="center"/>
       </w:pPr>
       <w:r>
+        <w:rPr>
+          <w:b w:val="0"/>
+          <w:i w:val="0"/>
+          <w:sz w:val="21"/>
+        </w:rPr>
         <w:drawing>
           <wp:inline>
             <wp:extent cx="3568700" cy="5003800"/>
@@ -2329,95 +2396,124 @@
         </w:drawing>
       </w:r>
       <w:r>
-        <w:t xml:space="preserve"> </w:t>
-      </w:r>
-      <w:r>
-        <w:rPr>
-          <w:rFonts w:hint="eastAsia" w:eastAsia="SimSun" w:ascii="Times New Roman" w:hAnsi="Times New Roman"/>
-          <w:i/>
+        <w:rPr>
+          <w:b w:val="0"/>
+          <w:i w:val="0"/>
+          <w:sz w:val="21"/>
+        </w:rPr>
+        <w:t xml:space="preserve"> </w:t>
+      </w:r>
+      <w:r>
+        <w:rPr>
+          <w:rFonts w:hint="eastAsia" w:eastAsia="FangSong" w:ascii="Times New Roman" w:hAnsi="Times New Roman"/>
+          <w:b w:val="0"/>
+          <w:i w:val="0"/>
           <w:iCs/>
+          <w:sz w:val="21"/>
         </w:rPr>
         <w:t xml:space="preserve">图</w:t>
       </w:r>
       <w:r>
         <w:rPr>
-          <w:i/>
+          <w:b w:val="0"/>
+          <w:i w:val="0"/>
           <w:iCs/>
-        </w:rPr>
-        <w:t xml:space="preserve"> </w:t>
-      </w:r>
-      <w:r>
-        <w:rPr>
-          <w:rFonts w:hint="eastAsia" w:eastAsia="SimSun" w:ascii="Times New Roman" w:hAnsi="Times New Roman"/>
-          <w:i/>
+          <w:sz w:val="21"/>
+        </w:rPr>
+        <w:t xml:space="preserve"> </w:t>
+      </w:r>
+      <w:r>
+        <w:rPr>
+          <w:rFonts w:hint="eastAsia" w:eastAsia="FangSong" w:ascii="Times New Roman" w:hAnsi="Times New Roman"/>
+          <w:b w:val="0"/>
+          <w:i w:val="0"/>
           <w:iCs/>
+          <w:sz w:val="21"/>
         </w:rPr>
         <w:t xml:space="preserve">标准氢电极（SHE）—</w:t>
       </w:r>
       <w:r>
         <w:rPr>
-          <w:i/>
+          <w:b w:val="0"/>
+          <w:i w:val="0"/>
           <w:iCs/>
-        </w:rPr>
-        <w:t xml:space="preserve"> </w:t>
-      </w:r>
-      <w:r>
-        <w:rPr>
-          <w:rFonts w:hint="eastAsia" w:eastAsia="SimSun" w:ascii="Times New Roman" w:hAnsi="Times New Roman"/>
-          <w:i/>
+          <w:sz w:val="21"/>
+        </w:rPr>
+        <w:t xml:space="preserve"> </w:t>
+      </w:r>
+      <w:r>
+        <w:rPr>
+          <w:rFonts w:hint="eastAsia" w:eastAsia="FangSong" w:ascii="Times New Roman" w:hAnsi="Times New Roman"/>
+          <w:b w:val="0"/>
+          <w:i w:val="0"/>
           <w:iCs/>
+          <w:sz w:val="21"/>
         </w:rPr>
         <w:t xml:space="preserve">镀铂黑的铂片插入</w:t>
       </w:r>
       <w:r>
         <w:rPr>
-          <w:i/>
+          <w:b w:val="0"/>
+          <w:i w:val="0"/>
           <w:iCs/>
+          <w:sz w:val="21"/>
         </w:rPr>
         <w:t xml:space="preserve"> H⁺ </w:t>
       </w:r>
       <w:r>
         <w:rPr>
-          <w:rFonts w:hint="eastAsia" w:eastAsia="SimSun" w:ascii="Times New Roman" w:hAnsi="Times New Roman"/>
-          <w:i/>
+          <w:rFonts w:hint="eastAsia" w:eastAsia="FangSong" w:ascii="Times New Roman" w:hAnsi="Times New Roman"/>
+          <w:b w:val="0"/>
+          <w:i w:val="0"/>
           <w:iCs/>
+          <w:sz w:val="21"/>
         </w:rPr>
         <w:t xml:space="preserve">浓度为</w:t>
       </w:r>
       <w:r>
         <w:rPr>
-          <w:i/>
+          <w:b w:val="0"/>
+          <w:i w:val="0"/>
           <w:iCs/>
+          <w:sz w:val="21"/>
         </w:rPr>
         <w:t xml:space="preserve"> 1 mol·L⁻¹ </w:t>
       </w:r>
       <w:r>
         <w:rPr>
-          <w:rFonts w:hint="eastAsia" w:eastAsia="SimSun" w:ascii="Times New Roman" w:hAnsi="Times New Roman"/>
-          <w:i/>
+          <w:rFonts w:hint="eastAsia" w:eastAsia="FangSong" w:ascii="Times New Roman" w:hAnsi="Times New Roman"/>
+          <w:b w:val="0"/>
+          <w:i w:val="0"/>
           <w:iCs/>
+          <w:sz w:val="21"/>
         </w:rPr>
         <w:t xml:space="preserve">的溶液，通入标准压力</w:t>
       </w:r>
       <w:r>
         <w:rPr>
-          <w:i/>
+          <w:b w:val="0"/>
+          <w:i w:val="0"/>
           <w:iCs/>
-        </w:rPr>
-        <w:t xml:space="preserve"> </w:t>
-      </w:r>
-      <w:r>
-        <w:rPr>
-          <w:rFonts w:hint="eastAsia" w:eastAsia="SimSun" w:ascii="Times New Roman" w:hAnsi="Times New Roman"/>
-          <w:i/>
+          <w:sz w:val="21"/>
+        </w:rPr>
+        <w:t xml:space="preserve"> </w:t>
+      </w:r>
+      <w:r>
+        <w:rPr>
+          <w:rFonts w:hint="eastAsia" w:eastAsia="FangSong" w:ascii="Times New Roman" w:hAnsi="Times New Roman"/>
+          <w:b w:val="0"/>
+          <w:i w:val="0"/>
           <w:iCs/>
+          <w:sz w:val="21"/>
         </w:rPr>
         <w:t xml:space="preserve">H₂，规定其电势为</w:t>
       </w:r>
       <w:r>
         <w:rPr>
-          <w:i/>
+          <w:b w:val="0"/>
+          <w:i w:val="0"/>
           <w:iCs/>
+          <w:sz w:val="21"/>
         </w:rPr>
         <w:t xml:space="preserve"> 0 V</w:t>
       </w:r>
@@ -2426,12 +2522,6 @@
       <w:pPr>
         <w:pStyle w:val="BlockText"/>
       </w:pPr>
-      <w:r>
-        <w:t xml:space="preserve">💡</w:t>
-      </w:r>
-      <w:r>
-        <w:t xml:space="preserve"> </w:t>
-      </w:r>
       <w:r>
         <w:rPr>
           <w:rFonts w:hint="eastAsia" w:eastAsia="SimSun" w:ascii="Times New Roman" w:hAnsi="Times New Roman"/>
@@ -2665,7 +2755,7 @@
           <w:p>
             <w:pPr>
               <w:pStyle w:val="Compact"/>
-              <w:jc w:val="left"/>
+              <w:jc w:val="center"/>
             </w:pPr>
             <w:r>
               <w:rPr>
@@ -2681,7 +2771,7 @@
           <w:p>
             <w:pPr>
               <w:pStyle w:val="Compact"/>
-              <w:jc w:val="left"/>
+              <w:jc w:val="center"/>
             </w:pPr>
             <w:r>
               <w:rPr>
@@ -2699,7 +2789,7 @@
           <w:p>
             <w:pPr>
               <w:pStyle w:val="Compact"/>
-              <w:jc w:val="left"/>
+              <w:jc w:val="center"/>
             </w:pPr>
             <w:r>
               <w:rPr>
@@ -2716,7 +2806,7 @@
           <w:p>
             <w:pPr>
               <w:pStyle w:val="Compact"/>
-              <w:jc w:val="left"/>
+              <w:jc w:val="center"/>
             </w:pPr>
             <w:r>
               <w:rPr>
@@ -2799,7 +2889,7 @@
           <w:p>
             <w:pPr>
               <w:pStyle w:val="Compact"/>
-              <w:jc w:val="left"/>
+              <w:jc w:val="center"/>
             </w:pPr>
             <w:r>
               <w:rPr>
@@ -2816,7 +2906,7 @@
           <w:p>
             <w:pPr>
               <w:pStyle w:val="Compact"/>
-              <w:jc w:val="left"/>
+              <w:jc w:val="center"/>
             </w:pPr>
             <m:oMath>
               <m:sSup>
@@ -2909,7 +2999,7 @@
           <w:p>
             <w:pPr>
               <w:pStyle w:val="Compact"/>
-              <w:jc w:val="left"/>
+              <w:jc w:val="center"/>
             </w:pPr>
             <w:r>
               <w:rPr>
@@ -2926,7 +3016,7 @@
           <w:p>
             <w:pPr>
               <w:pStyle w:val="Compact"/>
-              <w:jc w:val="left"/>
+              <w:jc w:val="center"/>
             </w:pPr>
             <m:oMath>
               <m:sSup>
@@ -2966,7 +3056,7 @@
           <w:p>
             <w:pPr>
               <w:pStyle w:val="Compact"/>
-              <w:jc w:val="left"/>
+              <w:jc w:val="center"/>
             </w:pPr>
             <w:r>
               <w:rPr>
@@ -2983,7 +3073,7 @@
           <w:p>
             <w:pPr>
               <w:pStyle w:val="Compact"/>
-              <w:jc w:val="left"/>
+              <w:jc w:val="center"/>
             </w:pPr>
             <w:r>
               <w:rPr>
@@ -3091,7 +3181,7 @@
           <w:p>
             <w:pPr>
               <w:pStyle w:val="Compact"/>
-              <w:jc w:val="left"/>
+              <w:jc w:val="center"/>
             </w:pPr>
             <w:r>
               <w:rPr>
@@ -3108,7 +3198,7 @@
           <w:p>
             <w:pPr>
               <w:pStyle w:val="Compact"/>
-              <w:jc w:val="left"/>
+              <w:jc w:val="center"/>
             </w:pPr>
             <w:r>
               <w:rPr>
@@ -3149,7 +3239,7 @@
           <w:p>
             <w:pPr>
               <w:pStyle w:val="Compact"/>
-              <w:jc w:val="left"/>
+              <w:jc w:val="center"/>
             </w:pPr>
             <w:r>
               <w:rPr>
@@ -3166,7 +3256,7 @@
           <w:p>
             <w:pPr>
               <w:pStyle w:val="Compact"/>
-              <w:jc w:val="left"/>
+              <w:jc w:val="center"/>
             </w:pPr>
             <m:oMath>
               <m:sSup>
@@ -3247,12 +3337,6 @@
         <w:pStyle w:val="BlockText"/>
       </w:pPr>
       <w:r>
-        <w:t xml:space="preserve">⚠️</w:t>
-      </w:r>
-      <w:r>
-        <w:t xml:space="preserve"> </w:t>
-      </w:r>
-      <w:r>
         <w:rPr>
           <w:rFonts w:hint="eastAsia" w:eastAsia="SimSun" w:ascii="Times New Roman" w:hAnsi="Times New Roman"/>
           <w:b/>
@@ -3423,7 +3507,7 @@
           <w:p>
             <w:pPr>
               <w:pStyle w:val="Compact"/>
-              <w:jc w:val="left"/>
+              <w:jc w:val="center"/>
             </w:pPr>
             <w:r>
               <w:rPr>
@@ -3439,7 +3523,7 @@
           <w:p>
             <w:pPr>
               <w:pStyle w:val="Compact"/>
-              <w:jc w:val="left"/>
+              <w:jc w:val="center"/>
             </w:pPr>
             <w:r>
               <w:rPr>
@@ -3455,7 +3539,7 @@
           <w:p>
             <w:pPr>
               <w:pStyle w:val="Compact"/>
-              <w:jc w:val="left"/>
+              <w:jc w:val="center"/>
             </w:pPr>
             <w:r>
               <w:rPr>
@@ -3519,7 +3603,7 @@
           <w:p>
             <w:pPr>
               <w:pStyle w:val="Compact"/>
-              <w:jc w:val="left"/>
+              <w:jc w:val="center"/>
             </w:pPr>
             <w:r>
               <w:rPr>
@@ -3534,7 +3618,7 @@
           <w:p>
             <w:pPr>
               <w:pStyle w:val="Compact"/>
-              <w:jc w:val="left"/>
+              <w:jc w:val="center"/>
             </w:pPr>
             <w:r>
               <w:rPr>
@@ -3549,7 +3633,7 @@
           <w:p>
             <w:pPr>
               <w:pStyle w:val="Compact"/>
-              <w:jc w:val="left"/>
+              <w:jc w:val="center"/>
             </w:pPr>
             <w:r>
               <w:rPr>
@@ -3581,7 +3665,7 @@
           <w:p>
             <w:pPr>
               <w:pStyle w:val="Compact"/>
-              <w:jc w:val="left"/>
+              <w:jc w:val="center"/>
             </w:pPr>
             <w:r>
               <w:rPr>
@@ -3596,7 +3680,7 @@
           <w:p>
             <w:pPr>
               <w:pStyle w:val="Compact"/>
-              <w:jc w:val="left"/>
+              <w:jc w:val="center"/>
             </w:pPr>
             <w:r>
               <w:rPr>
@@ -3611,7 +3695,7 @@
           <w:p>
             <w:pPr>
               <w:pStyle w:val="Compact"/>
-              <w:jc w:val="left"/>
+              <w:jc w:val="center"/>
             </w:pPr>
             <w:r>
               <w:rPr>
@@ -3688,8 +3772,14 @@
     <w:p>
       <w:pPr>
         <w:pStyle w:val="FirstParagraph"/>
+        <w:jc w:val="center"/>
       </w:pPr>
       <w:r>
+        <w:rPr>
+          <w:b w:val="0"/>
+          <w:i w:val="0"/>
+          <w:sz w:val="21"/>
+        </w:rPr>
         <w:drawing>
           <wp:inline>
             <wp:extent cx="3848100" cy="6375400"/>
@@ -3732,9 +3822,19 @@
         </w:drawing>
       </w:r>
       <w:r>
+        <w:rPr>
+          <w:b w:val="0"/>
+          <w:i w:val="0"/>
+          <w:sz w:val="21"/>
+        </w:rPr>
         <w:t xml:space="preserve">　　</w:t>
       </w:r>
       <w:r>
+        <w:rPr>
+          <w:b w:val="0"/>
+          <w:i w:val="0"/>
+          <w:sz w:val="21"/>
+        </w:rPr>
         <w:drawing>
           <wp:inline>
             <wp:extent cx="2971800" cy="6388100"/>
@@ -3777,43 +3877,58 @@
         </w:drawing>
       </w:r>
       <w:r>
-        <w:t xml:space="preserve"> </w:t>
-      </w:r>
-      <w:r>
-        <w:rPr>
-          <w:rFonts w:hint="eastAsia" w:eastAsia="SimSun" w:ascii="Times New Roman" w:hAnsi="Times New Roman"/>
-          <w:i/>
+        <w:rPr>
+          <w:b w:val="0"/>
+          <w:i w:val="0"/>
+          <w:sz w:val="21"/>
+        </w:rPr>
+        <w:t xml:space="preserve"> </w:t>
+      </w:r>
+      <w:r>
+        <w:rPr>
+          <w:rFonts w:hint="eastAsia" w:eastAsia="FangSong" w:ascii="Times New Roman" w:hAnsi="Times New Roman"/>
+          <w:b w:val="0"/>
+          <w:i w:val="0"/>
           <w:iCs/>
+          <w:sz w:val="21"/>
         </w:rPr>
         <w:t xml:space="preserve">图</w:t>
       </w:r>
       <w:r>
         <w:rPr>
-          <w:i/>
+          <w:b w:val="0"/>
+          <w:i w:val="0"/>
           <w:iCs/>
-        </w:rPr>
-        <w:t xml:space="preserve"> </w:t>
-      </w:r>
-      <w:r>
-        <w:rPr>
-          <w:rFonts w:hint="eastAsia" w:eastAsia="SimSun" w:ascii="Times New Roman" w:hAnsi="Times New Roman"/>
-          <w:i/>
+          <w:sz w:val="21"/>
+        </w:rPr>
+        <w:t xml:space="preserve"> </w:t>
+      </w:r>
+      <w:r>
+        <w:rPr>
+          <w:rFonts w:hint="eastAsia" w:eastAsia="FangSong" w:ascii="Times New Roman" w:hAnsi="Times New Roman"/>
+          <w:b w:val="0"/>
+          <w:i w:val="0"/>
           <w:iCs/>
+          <w:sz w:val="21"/>
         </w:rPr>
         <w:t xml:space="preserve">饱和甘汞电极（左）与玻璃电极（右）——常用的参比电极和</w:t>
       </w:r>
       <w:r>
         <w:rPr>
-          <w:i/>
+          <w:b w:val="0"/>
+          <w:i w:val="0"/>
           <w:iCs/>
+          <w:sz w:val="21"/>
         </w:rPr>
         <w:t xml:space="preserve"> pH </w:t>
       </w:r>
       <w:r>
         <w:rPr>
-          <w:rFonts w:hint="eastAsia" w:eastAsia="SimSun" w:ascii="Times New Roman" w:hAnsi="Times New Roman"/>
-          <w:i/>
+          <w:rFonts w:hint="eastAsia" w:eastAsia="FangSong" w:ascii="Times New Roman" w:hAnsi="Times New Roman"/>
+          <w:b w:val="0"/>
+          <w:i w:val="0"/>
           <w:iCs/>
+          <w:sz w:val="21"/>
         </w:rPr>
         <w:t xml:space="preserve">指示电极</w:t>
       </w:r>
@@ -3857,6 +3972,14 @@
         <w:t xml:space="preserve"> </w:t>
       </w:r>
       <m:oMath>
+        <m:oMathPr>
+          <m:ctrlPr>
+            <w:rPr>
+              <w:sz w:val="28"/>
+              <w:szCs w:val="28"/>
+            </w:rPr>
+          </m:ctrlPr>
+        </m:oMathPr>
         <m:sSubSup>
           <m:e>
             <m:r>
@@ -3899,6 +4022,12 @@
       <m:oMathPara>
         <m:oMathParaPr>
           <m:jc m:val="center"/>
+          <m:ctrlPr>
+            <w:rPr>
+              <w:sz w:val="28"/>
+              <w:szCs w:val="28"/>
+            </w:rPr>
+          </m:ctrlPr>
         </m:oMathParaPr>
         <m:oMath>
           <m:sSub>
@@ -3983,6 +4112,12 @@
       <m:oMathPara>
         <m:oMathParaPr>
           <m:jc m:val="center"/>
+          <m:ctrlPr>
+            <w:rPr>
+              <w:sz w:val="28"/>
+              <w:szCs w:val="28"/>
+            </w:rPr>
+          </m:ctrlPr>
         </m:oMathParaPr>
         <m:oMath>
           <m:r>
@@ -4088,6 +4223,14 @@
         <w:t xml:space="preserve">为电池反应转移的电子数，</w:t>
       </w:r>
       <m:oMath>
+        <m:oMathPr>
+          <m:ctrlPr>
+            <w:rPr>
+              <w:sz w:val="28"/>
+              <w:szCs w:val="28"/>
+            </w:rPr>
+          </m:ctrlPr>
+        </m:oMathPr>
         <m:r>
           <m:t>F</m:t>
         </m:r>
@@ -4133,6 +4276,14 @@
         <w:t xml:space="preserve">（法拉第常数），</w:t>
       </w:r>
       <m:oMath>
+        <m:oMathPr>
+          <m:ctrlPr>
+            <w:rPr>
+              <w:sz w:val="28"/>
+              <w:szCs w:val="28"/>
+            </w:rPr>
+          </m:ctrlPr>
+        </m:oMathPr>
         <m:r>
           <m:t>R</m:t>
         </m:r>
@@ -4603,6 +4754,14 @@
         <w:t xml:space="preserve">由此看出：</w:t>
       </w:r>
       <m:oMath>
+        <m:oMathPr>
+          <m:ctrlPr>
+            <w:rPr>
+              <w:sz w:val="28"/>
+              <w:szCs w:val="28"/>
+            </w:rPr>
+          </m:ctrlPr>
+        </m:oMathPr>
         <m:sSubSup>
           <m:e>
             <m:r>
@@ -4671,6 +4830,14 @@
         <w:t xml:space="preserve"> </w:t>
       </w:r>
       <m:oMath>
+        <m:oMathPr>
+          <m:ctrlPr>
+            <w:rPr>
+              <w:sz w:val="28"/>
+              <w:szCs w:val="28"/>
+            </w:rPr>
+          </m:ctrlPr>
+        </m:oMathPr>
         <m:sSubSup>
           <m:e>
             <m:r>
@@ -4875,6 +5042,14 @@
         <w:t xml:space="preserve"> </w:t>
       </w:r>
       <m:oMath>
+        <m:oMathPr>
+          <m:ctrlPr>
+            <w:rPr>
+              <w:sz w:val="28"/>
+              <w:szCs w:val="28"/>
+            </w:rPr>
+          </m:ctrlPr>
+        </m:oMathPr>
         <m:r>
           <m:rPr>
             <m:nor/>
@@ -4962,6 +5137,12 @@
       <m:oMathPara>
         <m:oMathParaPr>
           <m:jc m:val="center"/>
+          <m:ctrlPr>
+            <w:rPr>
+              <w:sz w:val="28"/>
+              <w:szCs w:val="28"/>
+            </w:rPr>
+          </m:ctrlPr>
         </m:oMathParaPr>
         <m:oMath>
           <m:r>
@@ -5155,6 +5336,12 @@
       <m:oMathPara>
         <m:oMathParaPr>
           <m:jc m:val="center"/>
+          <m:ctrlPr>
+            <w:rPr>
+              <w:sz w:val="28"/>
+              <w:szCs w:val="28"/>
+            </w:rPr>
+          </m:ctrlPr>
         </m:oMathParaPr>
         <m:oMath>
           <m:r>
@@ -5294,6 +5481,14 @@
         <w:t xml:space="preserve"> </w:t>
       </w:r>
       <m:oMath>
+        <m:oMathPr>
+          <m:ctrlPr>
+            <w:rPr>
+              <w:sz w:val="28"/>
+              <w:szCs w:val="28"/>
+            </w:rPr>
+          </m:ctrlPr>
+        </m:oMathPr>
         <m:r>
           <m:t>R</m:t>
         </m:r>
@@ -5361,6 +5556,14 @@
         <w:t xml:space="preserve">，</w:t>
       </w:r>
       <m:oMath>
+        <m:oMathPr>
+          <m:ctrlPr>
+            <w:rPr>
+              <w:sz w:val="28"/>
+              <w:szCs w:val="28"/>
+            </w:rPr>
+          </m:ctrlPr>
+        </m:oMathPr>
         <m:r>
           <m:t>F</m:t>
         </m:r>
@@ -5415,6 +5618,14 @@
         <w:t xml:space="preserve"> </w:t>
       </w:r>
       <m:oMath>
+        <m:oMathPr>
+          <m:ctrlPr>
+            <w:rPr>
+              <w:sz w:val="28"/>
+              <w:szCs w:val="28"/>
+            </w:rPr>
+          </m:ctrlPr>
+        </m:oMathPr>
         <m:r>
           <m:t>R</m:t>
         </m:r>
@@ -5595,12 +5806,6 @@
         <w:pStyle w:val="BlockText"/>
       </w:pPr>
       <w:r>
-        <w:t xml:space="preserve">⚠️</w:t>
-      </w:r>
-      <w:r>
-        <w:t xml:space="preserve"> </w:t>
-      </w:r>
-      <w:r>
         <w:rPr>
           <w:rFonts w:hint="eastAsia" w:eastAsia="SimSun" w:ascii="Times New Roman" w:hAnsi="Times New Roman"/>
           <w:b/>
@@ -5737,6 +5942,14 @@
         <w:t xml:space="preserve"> </w:t>
       </w:r>
       <m:oMath>
+        <m:oMathPr>
+          <m:ctrlPr>
+            <w:rPr>
+              <w:sz w:val="28"/>
+              <w:szCs w:val="28"/>
+            </w:rPr>
+          </m:ctrlPr>
+        </m:oMathPr>
         <m:r>
           <m:t>2</m:t>
         </m:r>
@@ -5979,6 +6192,14 @@
         <w:t xml:space="preserve"> </w:t>
       </w:r>
       <m:oMath>
+        <m:oMathPr>
+          <m:ctrlPr>
+            <w:rPr>
+              <w:sz w:val="28"/>
+              <w:szCs w:val="28"/>
+            </w:rPr>
+          </m:ctrlPr>
+        </m:oMathPr>
         <m:r>
           <m:rPr>
             <m:sty m:val="p"/>
@@ -6092,6 +6313,14 @@
         <w:t xml:space="preserve"> </w:t>
       </w:r>
       <m:oMath>
+        <m:oMathPr>
+          <m:ctrlPr>
+            <w:rPr>
+              <w:sz w:val="28"/>
+              <w:szCs w:val="28"/>
+            </w:rPr>
+          </m:ctrlPr>
+        </m:oMathPr>
         <m:sSup>
           <m:e>
             <m:r>
@@ -6211,6 +6440,12 @@
       <m:oMathPara>
         <m:oMathParaPr>
           <m:jc m:val="center"/>
+          <m:ctrlPr>
+            <w:rPr>
+              <w:sz w:val="28"/>
+              <w:szCs w:val="28"/>
+            </w:rPr>
+          </m:ctrlPr>
         </m:oMathParaPr>
         <m:oMath>
           <m:r>
@@ -6447,6 +6682,14 @@
         <w:t xml:space="preserve">：</w:t>
       </w:r>
       <m:oMath>
+        <m:oMathPr>
+          <m:ctrlPr>
+            <w:rPr>
+              <w:sz w:val="28"/>
+              <w:szCs w:val="28"/>
+            </w:rPr>
+          </m:ctrlPr>
+        </m:oMathPr>
         <m:sSubSup>
           <m:e>
             <m:r>
@@ -6591,6 +6834,14 @@
         <w:t xml:space="preserve">，</w:t>
       </w:r>
       <m:oMath>
+        <m:oMathPr>
+          <m:ctrlPr>
+            <w:rPr>
+              <w:sz w:val="28"/>
+              <w:szCs w:val="28"/>
+            </w:rPr>
+          </m:ctrlPr>
+        </m:oMathPr>
         <m:sSup>
           <m:e>
             <m:r>
@@ -6659,6 +6910,14 @@
         <w:t xml:space="preserve"> </w:t>
       </w:r>
       <m:oMath>
+        <m:oMathPr>
+          <m:ctrlPr>
+            <w:rPr>
+              <w:sz w:val="28"/>
+              <w:szCs w:val="28"/>
+            </w:rPr>
+          </m:ctrlPr>
+        </m:oMathPr>
         <m:r>
           <m:rPr>
             <m:sty m:val="p"/>
@@ -6784,6 +7043,12 @@
       <m:oMathPara>
         <m:oMathParaPr>
           <m:jc m:val="center"/>
+          <m:ctrlPr>
+            <w:rPr>
+              <w:sz w:val="28"/>
+              <w:szCs w:val="28"/>
+            </w:rPr>
+          </m:ctrlPr>
         </m:oMathParaPr>
         <m:oMath>
           <m:r>
@@ -6995,6 +7260,14 @@
         <w:t xml:space="preserve"> </w:t>
       </w:r>
       <m:oMath>
+        <m:oMathPr>
+          <m:ctrlPr>
+            <w:rPr>
+              <w:sz w:val="28"/>
+              <w:szCs w:val="28"/>
+            </w:rPr>
+          </m:ctrlPr>
+        </m:oMathPr>
         <m:r>
           <m:t>φ</m:t>
         </m:r>
@@ -7037,6 +7310,14 @@
         <w:t xml:space="preserve"> </w:t>
       </w:r>
       <m:oMath>
+        <m:oMathPr>
+          <m:ctrlPr>
+            <w:rPr>
+              <w:sz w:val="28"/>
+              <w:szCs w:val="28"/>
+            </w:rPr>
+          </m:ctrlPr>
+        </m:oMathPr>
         <m:r>
           <m:t>φ</m:t>
         </m:r>
@@ -7122,6 +7403,14 @@
         <w:t xml:space="preserve">：</w:t>
       </w:r>
       <m:oMath>
+        <m:oMathPr>
+          <m:ctrlPr>
+            <w:rPr>
+              <w:sz w:val="28"/>
+              <w:szCs w:val="28"/>
+            </w:rPr>
+          </m:ctrlPr>
+        </m:oMathPr>
         <m:sSup>
           <m:e>
             <m:r>
@@ -7180,6 +7469,14 @@
         <w:t xml:space="preserve">体系中，</w:t>
       </w:r>
       <m:oMath>
+        <m:oMathPr>
+          <m:ctrlPr>
+            <w:rPr>
+              <w:sz w:val="28"/>
+              <w:szCs w:val="28"/>
+            </w:rPr>
+          </m:ctrlPr>
+        </m:oMathPr>
         <m:sSup>
           <m:e>
             <m:r>
@@ -7338,6 +7635,14 @@
         <w:t xml:space="preserve">沉淀（</w:t>
       </w:r>
       <m:oMath>
+        <m:oMathPr>
+          <m:ctrlPr>
+            <w:rPr>
+              <w:sz w:val="28"/>
+              <w:szCs w:val="28"/>
+            </w:rPr>
+          </m:ctrlPr>
+        </m:oMathPr>
         <m:sSub>
           <m:e>
             <m:r>
@@ -7440,6 +7745,14 @@
         <w:t xml:space="preserve">大幅降低，</w:t>
       </w:r>
       <m:oMath>
+        <m:oMathPr>
+          <m:ctrlPr>
+            <w:rPr>
+              <w:sz w:val="28"/>
+              <w:szCs w:val="28"/>
+            </w:rPr>
+          </m:ctrlPr>
+        </m:oMathPr>
         <m:sSup>
           <m:e>
             <m:r>
@@ -7555,6 +7868,14 @@
         <w:t xml:space="preserve"> </w:t>
       </w:r>
       <m:oMath>
+        <m:oMathPr>
+          <m:ctrlPr>
+            <w:rPr>
+              <w:sz w:val="28"/>
+              <w:szCs w:val="28"/>
+            </w:rPr>
+          </m:ctrlPr>
+        </m:oMathPr>
         <m:sSup>
           <m:e>
             <m:r>
@@ -7714,6 +8035,14 @@
         <w:t xml:space="preserve"> </w:t>
       </w:r>
       <m:oMath>
+        <m:oMathPr>
+          <m:ctrlPr>
+            <w:rPr>
+              <w:sz w:val="28"/>
+              <w:szCs w:val="28"/>
+            </w:rPr>
+          </m:ctrlPr>
+        </m:oMathPr>
         <m:sSup>
           <m:e>
             <m:r>
@@ -7877,6 +8206,14 @@
         <w:t xml:space="preserve">：</w:t>
       </w:r>
       <m:oMath>
+        <m:oMathPr>
+          <m:ctrlPr>
+            <w:rPr>
+              <w:sz w:val="28"/>
+              <w:szCs w:val="28"/>
+            </w:rPr>
+          </m:ctrlPr>
+        </m:oMathPr>
         <m:sSup>
           <m:e>
             <m:r>
@@ -7938,6 +8275,14 @@
         <w:t xml:space="preserve">体系中，</w:t>
       </w:r>
       <m:oMath>
+        <m:oMathPr>
+          <m:ctrlPr>
+            <w:rPr>
+              <w:sz w:val="28"/>
+              <w:szCs w:val="28"/>
+            </w:rPr>
+          </m:ctrlPr>
+        </m:oMathPr>
         <m:sSup>
           <m:e>
             <m:r>
@@ -8019,6 +8364,14 @@
         <w:t xml:space="preserve"> </w:t>
       </w:r>
       <m:oMath>
+        <m:oMathPr>
+          <m:ctrlPr>
+            <w:rPr>
+              <w:sz w:val="28"/>
+              <w:szCs w:val="28"/>
+            </w:rPr>
+          </m:ctrlPr>
+        </m:oMathPr>
         <m:r>
           <m:rPr>
             <m:sty m:val="p"/>
@@ -8266,6 +8619,14 @@
         <w:t xml:space="preserve">稳定得多（</w:t>
       </w:r>
       <m:oMath>
+        <m:oMathPr>
+          <m:ctrlPr>
+            <w:rPr>
+              <w:sz w:val="28"/>
+              <w:szCs w:val="28"/>
+            </w:rPr>
+          </m:ctrlPr>
+        </m:oMathPr>
         <m:sSub>
           <m:e>
             <m:r>
@@ -8426,6 +8787,14 @@
         <w:t xml:space="preserve">氧化还原反应的自发方向判断规则：</w:t>
       </w:r>
       <m:oMath>
+        <m:oMathPr>
+          <m:ctrlPr>
+            <w:rPr>
+              <w:sz w:val="28"/>
+              <w:szCs w:val="28"/>
+            </w:rPr>
+          </m:ctrlPr>
+        </m:oMathPr>
         <m:sSubSup>
           <m:e>
             <m:r>
@@ -8623,6 +8992,14 @@
         <w:t xml:space="preserve"> </w:t>
       </w:r>
       <m:oMath>
+        <m:oMathPr>
+          <m:ctrlPr>
+            <w:rPr>
+              <w:sz w:val="28"/>
+              <w:szCs w:val="28"/>
+            </w:rPr>
+          </m:ctrlPr>
+        </m:oMathPr>
         <m:sSub>
           <m:e>
             <m:r>
@@ -8713,6 +9090,14 @@
         <w:t xml:space="preserve">，</w:t>
       </w:r>
       <m:oMath>
+        <m:oMathPr>
+          <m:ctrlPr>
+            <w:rPr>
+              <w:sz w:val="28"/>
+              <w:szCs w:val="28"/>
+            </w:rPr>
+          </m:ctrlPr>
+        </m:oMathPr>
         <m:sSub>
           <m:e>
             <m:r>
@@ -8753,12 +9138,6 @@
       <w:pPr>
         <w:pStyle w:val="BlockText"/>
       </w:pPr>
-      <w:r>
-        <w:t xml:space="preserve">💡</w:t>
-      </w:r>
-      <w:r>
-        <w:t xml:space="preserve"> </w:t>
-      </w:r>
       <w:r>
         <w:rPr>
           <w:rFonts w:hint="eastAsia" w:eastAsia="SimSun" w:ascii="Times New Roman" w:hAnsi="Times New Roman"/>
@@ -8965,6 +9344,12 @@
       <m:oMathPara>
         <m:oMathParaPr>
           <m:jc m:val="center"/>
+          <m:ctrlPr>
+            <w:rPr>
+              <w:sz w:val="28"/>
+              <w:szCs w:val="28"/>
+            </w:rPr>
+          </m:ctrlPr>
         </m:oMathParaPr>
         <m:oMath>
           <m:sSubSup>
@@ -9250,6 +9635,14 @@
         <w:t xml:space="preserve">若某氧化态左侧的电势大于右侧的电势（</w:t>
       </w:r>
       <m:oMath>
+        <m:oMathPr>
+          <m:ctrlPr>
+            <w:rPr>
+              <w:sz w:val="28"/>
+              <w:szCs w:val="28"/>
+            </w:rPr>
+          </m:ctrlPr>
+        </m:oMathPr>
         <m:sSubSup>
           <m:e>
             <m:r>
@@ -9383,6 +9776,14 @@
         <w:t xml:space="preserve"> </w:t>
       </w:r>
       <m:oMath>
+        <m:oMathPr>
+          <m:ctrlPr>
+            <w:rPr>
+              <w:sz w:val="28"/>
+              <w:szCs w:val="28"/>
+            </w:rPr>
+          </m:ctrlPr>
+        </m:oMathPr>
         <m:sSup>
           <m:e>
             <m:r>
@@ -9468,6 +9869,14 @@
         <w:t xml:space="preserve"> </w:t>
       </w:r>
       <m:oMath>
+        <m:oMathPr>
+          <m:ctrlPr>
+            <w:rPr>
+              <w:sz w:val="28"/>
+              <w:szCs w:val="28"/>
+            </w:rPr>
+          </m:ctrlPr>
+        </m:oMathPr>
         <m:sSup>
           <m:e>
             <m:r>
@@ -9519,6 +9928,14 @@
         <w:t xml:space="preserve"> </w:t>
       </w:r>
       <m:oMath>
+        <m:oMathPr>
+          <m:ctrlPr>
+            <w:rPr>
+              <w:sz w:val="28"/>
+              <w:szCs w:val="28"/>
+            </w:rPr>
+          </m:ctrlPr>
+        </m:oMathPr>
         <m:sSub>
           <m:e>
             <m:r>
@@ -9658,6 +10075,14 @@
         <w:t xml:space="preserve"> </w:t>
       </w:r>
       <m:oMath>
+        <m:oMathPr>
+          <m:ctrlPr>
+            <w:rPr>
+              <w:sz w:val="28"/>
+              <w:szCs w:val="28"/>
+            </w:rPr>
+          </m:ctrlPr>
+        </m:oMathPr>
         <m:sSup>
           <m:e>
             <m:r>
@@ -9705,6 +10130,14 @@
         <w:pStyle w:val="BodyText"/>
       </w:pPr>
       <m:oMath>
+        <m:oMathPr>
+          <m:ctrlPr>
+            <w:rPr>
+              <w:sz w:val="28"/>
+              <w:szCs w:val="28"/>
+            </w:rPr>
+          </m:ctrlPr>
+        </m:oMathPr>
         <m:sSubSup>
           <m:e>
             <m:r>
@@ -10022,6 +10455,12 @@
       <m:oMathPara>
         <m:oMathParaPr>
           <m:jc m:val="center"/>
+          <m:ctrlPr>
+            <w:rPr>
+              <w:sz w:val="28"/>
+              <w:szCs w:val="28"/>
+            </w:rPr>
+          </m:ctrlPr>
         </m:oMathParaPr>
         <m:oMath>
           <m:r>
@@ -10269,6 +10708,14 @@
         <w:t xml:space="preserve"> </w:t>
       </w:r>
       <m:oMath>
+        <m:oMathPr>
+          <m:ctrlPr>
+            <w:rPr>
+              <w:sz w:val="28"/>
+              <w:szCs w:val="28"/>
+            </w:rPr>
+          </m:ctrlPr>
+        </m:oMathPr>
         <m:sSubSup>
           <m:e>
             <m:r>
@@ -10389,6 +10836,14 @@
         <w:t xml:space="preserve"> </w:t>
       </w:r>
       <m:oMath>
+        <m:oMathPr>
+          <m:ctrlPr>
+            <w:rPr>
+              <w:sz w:val="28"/>
+              <w:szCs w:val="28"/>
+            </w:rPr>
+          </m:ctrlPr>
+        </m:oMathPr>
         <m:sSubSup>
           <m:e>
             <m:r>
@@ -10476,6 +10931,12 @@
       <m:oMathPara>
         <m:oMathParaPr>
           <m:jc m:val="center"/>
+          <m:ctrlPr>
+            <w:rPr>
+              <w:sz w:val="28"/>
+              <w:szCs w:val="28"/>
+            </w:rPr>
+          </m:ctrlPr>
         </m:oMathParaPr>
         <m:oMath>
           <m:sSup>
@@ -10910,6 +11371,14 @@
         <w:t xml:space="preserve"> </w:t>
       </w:r>
       <m:oMath>
+        <m:oMathPr>
+          <m:ctrlPr>
+            <w:rPr>
+              <w:sz w:val="28"/>
+              <w:szCs w:val="28"/>
+            </w:rPr>
+          </m:ctrlPr>
+        </m:oMathPr>
         <m:sSub>
           <m:e>
             <m:r>
@@ -10966,6 +11435,14 @@
         <w:t xml:space="preserve">线：</w:t>
       </w:r>
       <m:oMath>
+        <m:oMathPr>
+          <m:ctrlPr>
+            <w:rPr>
+              <w:sz w:val="28"/>
+              <w:szCs w:val="28"/>
+            </w:rPr>
+          </m:ctrlPr>
+        </m:oMathPr>
         <m:r>
           <m:t>φ</m:t>
         </m:r>
@@ -11099,6 +11576,14 @@
         <w:t xml:space="preserve">线：</w:t>
       </w:r>
       <m:oMath>
+        <m:oMathPr>
+          <m:ctrlPr>
+            <w:rPr>
+              <w:sz w:val="28"/>
+              <w:szCs w:val="28"/>
+            </w:rPr>
+          </m:ctrlPr>
+        </m:oMathPr>
         <m:r>
           <m:t>φ</m:t>
         </m:r>
@@ -11237,12 +11722,6 @@
       <w:pPr>
         <w:pStyle w:val="BlockText"/>
       </w:pPr>
-      <w:r>
-        <w:t xml:space="preserve">⚠️</w:t>
-      </w:r>
-      <w:r>
-        <w:t xml:space="preserve"> </w:t>
-      </w:r>
       <w:r>
         <w:rPr>
           <w:rFonts w:hint="eastAsia" w:eastAsia="SimSun" w:ascii="Times New Roman" w:hAnsi="Times New Roman"/>
@@ -11340,7 +11819,7 @@
           <w:p>
             <w:pPr>
               <w:pStyle w:val="Compact"/>
-              <w:jc w:val="left"/>
+              <w:jc w:val="center"/>
             </w:pPr>
             <w:r>
               <w:rPr>
@@ -11356,7 +11835,7 @@
           <w:p>
             <w:pPr>
               <w:pStyle w:val="Compact"/>
-              <w:jc w:val="left"/>
+              <w:jc w:val="center"/>
             </w:pPr>
             <w:r>
               <w:rPr>
@@ -11413,7 +11892,7 @@
           <w:p>
             <w:pPr>
               <w:pStyle w:val="Compact"/>
-              <w:jc w:val="left"/>
+              <w:jc w:val="center"/>
             </w:pPr>
             <w:r>
               <w:rPr>
@@ -11428,7 +11907,7 @@
           <w:p>
             <w:pPr>
               <w:pStyle w:val="Compact"/>
-              <w:jc w:val="left"/>
+              <w:jc w:val="center"/>
             </w:pPr>
             <w:r>
               <w:rPr>
@@ -11488,7 +11967,7 @@
           <w:p>
             <w:pPr>
               <w:pStyle w:val="Compact"/>
-              <w:jc w:val="left"/>
+              <w:jc w:val="center"/>
             </w:pPr>
             <w:r>
               <w:rPr>
@@ -11503,7 +11982,7 @@
           <w:p>
             <w:pPr>
               <w:pStyle w:val="Compact"/>
-              <w:jc w:val="left"/>
+              <w:jc w:val="center"/>
             </w:pPr>
             <w:r>
               <w:rPr>
@@ -11563,7 +12042,7 @@
           <w:p>
             <w:pPr>
               <w:pStyle w:val="Compact"/>
-              <w:jc w:val="left"/>
+              <w:jc w:val="center"/>
             </w:pPr>
             <w:r>
               <w:rPr>
@@ -11578,7 +12057,7 @@
           <w:p>
             <w:pPr>
               <w:pStyle w:val="Compact"/>
-              <w:jc w:val="left"/>
+              <w:jc w:val="center"/>
             </w:pPr>
             <w:r>
               <w:rPr>
@@ -11731,7 +12210,7 @@
           <w:p>
             <w:pPr>
               <w:pStyle w:val="Compact"/>
-              <w:jc w:val="left"/>
+              <w:jc w:val="center"/>
             </w:pPr>
             <w:r>
               <w:rPr>
@@ -11747,7 +12226,7 @@
           <w:p>
             <w:pPr>
               <w:pStyle w:val="Compact"/>
-              <w:jc w:val="left"/>
+              <w:jc w:val="center"/>
             </w:pPr>
             <w:r>
               <w:rPr>
@@ -11763,7 +12242,7 @@
           <w:p>
             <w:pPr>
               <w:pStyle w:val="Compact"/>
-              <w:jc w:val="left"/>
+              <w:jc w:val="center"/>
             </w:pPr>
             <w:r>
               <w:rPr>
@@ -11781,7 +12260,7 @@
           <w:p>
             <w:pPr>
               <w:pStyle w:val="Compact"/>
-              <w:jc w:val="left"/>
+              <w:jc w:val="center"/>
             </w:pPr>
             <w:r>
               <w:rPr>
@@ -11827,7 +12306,7 @@
           <w:p>
             <w:pPr>
               <w:pStyle w:val="Compact"/>
-              <w:jc w:val="left"/>
+              <w:jc w:val="center"/>
             </w:pPr>
             <w:r>
               <w:rPr>
@@ -11842,7 +12321,7 @@
           <w:p>
             <w:pPr>
               <w:pStyle w:val="Compact"/>
-              <w:jc w:val="left"/>
+              <w:jc w:val="center"/>
             </w:pPr>
             <m:oMath>
               <m:r>
@@ -11876,7 +12355,7 @@
           <w:p>
             <w:pPr>
               <w:pStyle w:val="Compact"/>
-              <w:jc w:val="left"/>
+              <w:jc w:val="center"/>
             </w:pPr>
             <w:r>
               <w:rPr>
@@ -11922,7 +12401,7 @@
           <w:p>
             <w:pPr>
               <w:pStyle w:val="Compact"/>
-              <w:jc w:val="left"/>
+              <w:jc w:val="center"/>
             </w:pPr>
             <w:r>
               <w:rPr>
@@ -11937,7 +12416,7 @@
           <w:p>
             <w:pPr>
               <w:pStyle w:val="Compact"/>
-              <w:jc w:val="left"/>
+              <w:jc w:val="center"/>
             </w:pPr>
             <w:r>
               <w:rPr>
@@ -11960,7 +12439,7 @@
           <w:p>
             <w:pPr>
               <w:pStyle w:val="Compact"/>
-              <w:jc w:val="left"/>
+              <w:jc w:val="center"/>
             </w:pPr>
             <w:r>
               <w:rPr>
@@ -11985,7 +12464,7 @@
           <w:p>
             <w:pPr>
               <w:pStyle w:val="Compact"/>
-              <w:jc w:val="left"/>
+              <w:jc w:val="center"/>
             </w:pPr>
             <w:r>
               <w:rPr>
@@ -12006,7 +12485,7 @@
           <w:p>
             <w:pPr>
               <w:pStyle w:val="Compact"/>
-              <w:jc w:val="left"/>
+              <w:jc w:val="center"/>
             </w:pPr>
             <w:r>
               <w:rPr>
@@ -12293,6 +12772,14 @@
         <w:t xml:space="preserve">反应方向判断：</w:t>
       </w:r>
       <m:oMath>
+        <m:oMathPr>
+          <m:ctrlPr>
+            <w:rPr>
+              <w:sz w:val="28"/>
+              <w:szCs w:val="28"/>
+            </w:rPr>
+          </m:ctrlPr>
+        </m:oMathPr>
         <m:sSub>
           <m:e>
             <m:r>
@@ -12457,7 +12944,7 @@
           <w:p>
             <w:pPr>
               <w:pStyle w:val="Compact"/>
-              <w:jc w:val="left"/>
+              <w:jc w:val="center"/>
             </w:pPr>
             <w:r>
               <w:rPr>
@@ -12473,7 +12960,7 @@
           <w:p>
             <w:pPr>
               <w:pStyle w:val="Compact"/>
-              <w:jc w:val="left"/>
+              <w:jc w:val="center"/>
             </w:pPr>
             <w:r>
               <w:rPr>
@@ -12489,7 +12976,7 @@
           <w:p>
             <w:pPr>
               <w:pStyle w:val="Compact"/>
-              <w:jc w:val="left"/>
+              <w:jc w:val="center"/>
             </w:pPr>
             <w:r>
               <w:rPr>
@@ -12505,7 +12992,7 @@
           <w:p>
             <w:pPr>
               <w:pStyle w:val="Compact"/>
-              <w:jc w:val="left"/>
+              <w:jc w:val="center"/>
             </w:pPr>
             <w:r>
               <w:rPr>
@@ -12523,7 +13010,7 @@
           <w:p>
             <w:pPr>
               <w:pStyle w:val="Compact"/>
-              <w:jc w:val="left"/>
+              <w:jc w:val="center"/>
             </w:pPr>
             <w:r>
               <w:rPr>
@@ -12544,7 +13031,7 @@
           <w:p>
             <w:pPr>
               <w:pStyle w:val="Compact"/>
-              <w:jc w:val="left"/>
+              <w:jc w:val="center"/>
             </w:pPr>
             <m:oMath>
               <m:r>
@@ -12570,7 +13057,7 @@
           <w:p>
             <w:pPr>
               <w:pStyle w:val="Compact"/>
-              <w:jc w:val="left"/>
+              <w:jc w:val="center"/>
             </w:pPr>
             <w:r>
               <w:rPr>
@@ -12591,7 +13078,7 @@
           <w:p>
             <w:pPr>
               <w:pStyle w:val="Compact"/>
-              <w:jc w:val="left"/>
+              <w:jc w:val="center"/>
             </w:pPr>
             <m:oMath>
               <m:r>
@@ -12662,7 +13149,7 @@
           <w:p>
             <w:pPr>
               <w:pStyle w:val="Compact"/>
-              <w:jc w:val="left"/>
+              <w:jc w:val="center"/>
             </w:pPr>
             <w:r>
               <w:rPr>
@@ -12683,7 +13170,7 @@
           <w:p>
             <w:pPr>
               <w:pStyle w:val="Compact"/>
-              <w:jc w:val="left"/>
+              <w:jc w:val="center"/>
             </w:pPr>
             <m:oMath>
               <m:r>
@@ -12709,7 +13196,7 @@
           <w:p>
             <w:pPr>
               <w:pStyle w:val="Compact"/>
-              <w:jc w:val="left"/>
+              <w:jc w:val="center"/>
             </w:pPr>
             <w:r>
               <w:rPr>
@@ -12730,7 +13217,7 @@
           <w:p>
             <w:pPr>
               <w:pStyle w:val="Compact"/>
-              <w:jc w:val="left"/>
+              <w:jc w:val="center"/>
             </w:pPr>
             <m:oMath>
               <m:r>
@@ -12801,7 +13288,7 @@
           <w:p>
             <w:pPr>
               <w:pStyle w:val="Compact"/>
-              <w:jc w:val="left"/>
+              <w:jc w:val="center"/>
             </w:pPr>
             <w:r>
               <w:rPr>
@@ -12822,7 +13309,7 @@
           <w:p>
             <w:pPr>
               <w:pStyle w:val="Compact"/>
-              <w:jc w:val="left"/>
+              <w:jc w:val="center"/>
             </w:pPr>
             <m:oMath>
               <m:r>
@@ -12860,7 +13347,7 @@
           <w:p>
             <w:pPr>
               <w:pStyle w:val="Compact"/>
-              <w:jc w:val="left"/>
+              <w:jc w:val="center"/>
             </w:pPr>
             <w:r>
               <w:rPr>
@@ -12881,7 +13368,7 @@
           <w:p>
             <w:pPr>
               <w:pStyle w:val="Compact"/>
-              <w:jc w:val="left"/>
+              <w:jc w:val="center"/>
             </w:pPr>
             <w:r>
               <w:rPr>
@@ -12922,7 +13409,7 @@
           <w:p>
             <w:pPr>
               <w:pStyle w:val="Compact"/>
-              <w:jc w:val="left"/>
+              <w:jc w:val="center"/>
             </w:pPr>
             <w:r>
               <w:rPr>
@@ -12937,7 +13424,7 @@
           <w:p>
             <w:pPr>
               <w:pStyle w:val="Compact"/>
-              <w:jc w:val="left"/>
+              <w:jc w:val="center"/>
             </w:pPr>
             <w:r>
               <w:rPr>
@@ -12952,7 +13439,7 @@
           <w:p>
             <w:pPr>
               <w:pStyle w:val="Compact"/>
-              <w:jc w:val="left"/>
+              <w:jc w:val="center"/>
             </w:pPr>
             <w:r>
               <w:rPr>
@@ -12967,7 +13454,7 @@
           <w:p>
             <w:pPr>
               <w:pStyle w:val="Compact"/>
-              <w:jc w:val="left"/>
+              <w:jc w:val="center"/>
             </w:pPr>
             <w:r>
               <w:rPr>
@@ -13020,7 +13507,7 @@
           <w:p>
             <w:pPr>
               <w:pStyle w:val="Compact"/>
-              <w:jc w:val="left"/>
+              <w:jc w:val="center"/>
             </w:pPr>
             <w:r>
               <w:rPr>
@@ -13035,7 +13522,7 @@
           <w:p>
             <w:pPr>
               <w:pStyle w:val="Compact"/>
-              <w:jc w:val="left"/>
+              <w:jc w:val="center"/>
             </w:pPr>
             <w:r>
               <w:rPr>
@@ -13050,7 +13537,7 @@
           <w:p>
             <w:pPr>
               <w:pStyle w:val="Compact"/>
-              <w:jc w:val="left"/>
+              <w:jc w:val="center"/>
             </w:pPr>
             <w:r>
               <w:rPr>
@@ -13065,7 +13552,7 @@
           <w:p>
             <w:pPr>
               <w:pStyle w:val="Compact"/>
-              <w:jc w:val="left"/>
+              <w:jc w:val="center"/>
             </w:pPr>
             <w:r>
               <w:rPr>
@@ -13180,6 +13667,14 @@
         <w:t xml:space="preserve"> </w:t>
       </w:r>
       <m:oMath>
+        <m:oMathPr>
+          <m:ctrlPr>
+            <w:rPr>
+              <w:sz w:val="28"/>
+              <w:szCs w:val="28"/>
+            </w:rPr>
+          </m:ctrlPr>
+        </m:oMathPr>
         <m:r>
           <m:rPr>
             <m:nor/>
@@ -13385,6 +13880,14 @@
         <w:t xml:space="preserve">负极（阳极）：</w:t>
       </w:r>
       <m:oMath>
+        <m:oMathPr>
+          <m:ctrlPr>
+            <w:rPr>
+              <w:sz w:val="28"/>
+              <w:szCs w:val="28"/>
+            </w:rPr>
+          </m:ctrlPr>
+        </m:oMathPr>
         <m:r>
           <m:rPr>
             <m:nor/>
@@ -13455,6 +13958,14 @@
         <w:t xml:space="preserve">正极（阴极）：</w:t>
       </w:r>
       <m:oMath>
+        <m:oMathPr>
+          <m:ctrlPr>
+            <w:rPr>
+              <w:sz w:val="28"/>
+              <w:szCs w:val="28"/>
+            </w:rPr>
+          </m:ctrlPr>
+        </m:oMathPr>
         <m:sSup>
           <m:e>
             <m:r>
@@ -13530,6 +14041,14 @@
         <w:t xml:space="preserve">电池符号：</w:t>
       </w:r>
       <m:oMath>
+        <m:oMathPr>
+          <m:ctrlPr>
+            <w:rPr>
+              <w:sz w:val="28"/>
+              <w:szCs w:val="28"/>
+            </w:rPr>
+          </m:ctrlPr>
+        </m:oMathPr>
         <m:r>
           <m:rPr>
             <m:sty m:val="p"/>
@@ -13853,6 +14372,14 @@
         <w:t xml:space="preserve"> </w:t>
       </w:r>
       <m:oMath>
+        <m:oMathPr>
+          <m:ctrlPr>
+            <w:rPr>
+              <w:sz w:val="28"/>
+              <w:szCs w:val="28"/>
+            </w:rPr>
+          </m:ctrlPr>
+        </m:oMathPr>
         <m:sSup>
           <m:e>
             <m:r>
@@ -13957,6 +14484,14 @@
         <w:t xml:space="preserve">，</w:t>
       </w:r>
       <m:oMath>
+        <m:oMathPr>
+          <m:ctrlPr>
+            <w:rPr>
+              <w:sz w:val="28"/>
+              <w:szCs w:val="28"/>
+            </w:rPr>
+          </m:ctrlPr>
+        </m:oMathPr>
         <m:sSup>
           <m:e>
             <m:r>
@@ -14052,6 +14587,14 @@
         <w:t xml:space="preserve">，</w:t>
       </w:r>
       <m:oMath>
+        <m:oMathPr>
+          <m:ctrlPr>
+            <w:rPr>
+              <w:sz w:val="28"/>
+              <w:szCs w:val="28"/>
+            </w:rPr>
+          </m:ctrlPr>
+        </m:oMathPr>
         <m:sSup>
           <m:e>
             <m:r>
@@ -14156,6 +14699,14 @@
         <w:t xml:space="preserve"> </w:t>
       </w:r>
       <m:oMath>
+        <m:oMathPr>
+          <m:ctrlPr>
+            <w:rPr>
+              <w:sz w:val="28"/>
+              <w:szCs w:val="28"/>
+            </w:rPr>
+          </m:ctrlPr>
+        </m:oMathPr>
         <m:r>
           <m:t>2</m:t>
         </m:r>
@@ -14273,6 +14824,14 @@
         <w:t xml:space="preserve"> </w:t>
       </w:r>
       <m:oMath>
+        <m:oMathPr>
+          <m:ctrlPr>
+            <w:rPr>
+              <w:sz w:val="28"/>
+              <w:szCs w:val="28"/>
+            </w:rPr>
+          </m:ctrlPr>
+        </m:oMathPr>
         <m:r>
           <m:t>2</m:t>
         </m:r>
@@ -14426,6 +14985,14 @@
         <w:t xml:space="preserve">，</w:t>
       </w:r>
       <m:oMath>
+        <m:oMathPr>
+          <m:ctrlPr>
+            <w:rPr>
+              <w:sz w:val="28"/>
+              <w:szCs w:val="28"/>
+            </w:rPr>
+          </m:ctrlPr>
+        </m:oMathPr>
         <m:sSubSup>
           <m:e>
             <m:r>
@@ -14527,6 +15094,14 @@
         <w:t xml:space="preserve">作氧化剂（</w:t>
       </w:r>
       <m:oMath>
+        <m:oMathPr>
+          <m:ctrlPr>
+            <w:rPr>
+              <w:sz w:val="28"/>
+              <w:szCs w:val="28"/>
+            </w:rPr>
+          </m:ctrlPr>
+        </m:oMathPr>
         <m:sSup>
           <m:e>
             <m:r>
@@ -14578,6 +15153,14 @@
         <w:t xml:space="preserve">作还原剂（</w:t>
       </w:r>
       <m:oMath>
+        <m:oMathPr>
+          <m:ctrlPr>
+            <w:rPr>
+              <w:sz w:val="28"/>
+              <w:szCs w:val="28"/>
+            </w:rPr>
+          </m:ctrlPr>
+        </m:oMathPr>
         <m:sSup>
           <m:e>
             <m:r>
@@ -14623,6 +15206,14 @@
         <w:t xml:space="preserve"> </w:t>
       </w:r>
       <m:oMath>
+        <m:oMathPr>
+          <m:ctrlPr>
+            <w:rPr>
+              <w:sz w:val="28"/>
+              <w:szCs w:val="28"/>
+            </w:rPr>
+          </m:ctrlPr>
+        </m:oMathPr>
         <m:sSubSup>
           <m:e>
             <m:r>
@@ -14718,6 +15309,14 @@
         <w:t xml:space="preserve">作氧化剂（</w:t>
       </w:r>
       <m:oMath>
+        <m:oMathPr>
+          <m:ctrlPr>
+            <w:rPr>
+              <w:sz w:val="28"/>
+              <w:szCs w:val="28"/>
+            </w:rPr>
+          </m:ctrlPr>
+        </m:oMathPr>
         <m:sSup>
           <m:e>
             <m:r>
@@ -14769,6 +15368,14 @@
         <w:t xml:space="preserve">作还原剂（</w:t>
       </w:r>
       <m:oMath>
+        <m:oMathPr>
+          <m:ctrlPr>
+            <w:rPr>
+              <w:sz w:val="28"/>
+              <w:szCs w:val="28"/>
+            </w:rPr>
+          </m:ctrlPr>
+        </m:oMathPr>
         <m:sSup>
           <m:e>
             <m:r>
@@ -14847,6 +15454,14 @@
         <w:t xml:space="preserve">实际比较：</w:t>
       </w:r>
       <m:oMath>
+        <m:oMathPr>
+          <m:ctrlPr>
+            <w:rPr>
+              <w:sz w:val="28"/>
+              <w:szCs w:val="28"/>
+            </w:rPr>
+          </m:ctrlPr>
+        </m:oMathPr>
         <m:sSup>
           <m:e>
             <m:r>
@@ -14926,6 +15541,14 @@
         <w:t xml:space="preserve">（</w:t>
       </w:r>
       <m:oMath>
+        <m:oMathPr>
+          <m:ctrlPr>
+            <w:rPr>
+              <w:sz w:val="28"/>
+              <w:szCs w:val="28"/>
+            </w:rPr>
+          </m:ctrlPr>
+        </m:oMathPr>
         <m:sSup>
           <m:e>
             <m:r>
@@ -14958,6 +15581,14 @@
         <w:t xml:space="preserve">），</w:t>
       </w:r>
       <m:oMath>
+        <m:oMathPr>
+          <m:ctrlPr>
+            <w:rPr>
+              <w:sz w:val="28"/>
+              <w:szCs w:val="28"/>
+            </w:rPr>
+          </m:ctrlPr>
+        </m:oMathPr>
         <m:sSub>
           <m:e>
             <m:r>
@@ -15034,6 +15665,14 @@
         <w:t xml:space="preserve">（</w:t>
       </w:r>
       <m:oMath>
+        <m:oMathPr>
+          <m:ctrlPr>
+            <w:rPr>
+              <w:sz w:val="28"/>
+              <w:szCs w:val="28"/>
+            </w:rPr>
+          </m:ctrlPr>
+        </m:oMathPr>
         <m:sSup>
           <m:e>
             <m:r>
@@ -15096,6 +15735,14 @@
         <w:t xml:space="preserve"> </w:t>
       </w:r>
       <m:oMath>
+        <m:oMathPr>
+          <m:ctrlPr>
+            <w:rPr>
+              <w:sz w:val="28"/>
+              <w:szCs w:val="28"/>
+            </w:rPr>
+          </m:ctrlPr>
+        </m:oMathPr>
         <m:sSup>
           <m:e>
             <m:r>
@@ -15186,6 +15833,14 @@
         <w:t xml:space="preserve"> </w:t>
       </w:r>
       <m:oMath>
+        <m:oMathPr>
+          <m:ctrlPr>
+            <w:rPr>
+              <w:sz w:val="28"/>
+              <w:szCs w:val="28"/>
+            </w:rPr>
+          </m:ctrlPr>
+        </m:oMathPr>
         <m:sSub>
           <m:e>
             <m:r>
@@ -15273,6 +15928,14 @@
         <w:t xml:space="preserve">1.07，因此反应不能自发。实际反向自发：</w:t>
       </w:r>
       <m:oMath>
+        <m:oMathPr>
+          <m:ctrlPr>
+            <w:rPr>
+              <w:sz w:val="28"/>
+              <w:szCs w:val="28"/>
+            </w:rPr>
+          </m:ctrlPr>
+        </m:oMathPr>
         <m:sSub>
           <m:e>
             <m:r>
@@ -15393,6 +16056,14 @@
         <w:t xml:space="preserve"> </w:t>
       </w:r>
       <m:oMath>
+        <m:oMathPr>
+          <m:ctrlPr>
+            <w:rPr>
+              <w:sz w:val="28"/>
+              <w:szCs w:val="28"/>
+            </w:rPr>
+          </m:ctrlPr>
+        </m:oMathPr>
         <m:sSubSup>
           <m:e>
             <m:r>
@@ -15586,6 +16257,14 @@
         <w:t xml:space="preserve"> </w:t>
       </w:r>
       <m:oMath>
+        <m:oMathPr>
+          <m:ctrlPr>
+            <w:rPr>
+              <w:sz w:val="28"/>
+              <w:szCs w:val="28"/>
+            </w:rPr>
+          </m:ctrlPr>
+        </m:oMathPr>
         <m:r>
           <m:rPr>
             <m:sty m:val="p"/>
@@ -15691,6 +16370,14 @@
         <w:t xml:space="preserve"> </w:t>
       </w:r>
       <m:oMath>
+        <m:oMathPr>
+          <m:ctrlPr>
+            <w:rPr>
+              <w:sz w:val="28"/>
+              <w:szCs w:val="28"/>
+            </w:rPr>
+          </m:ctrlPr>
+        </m:oMathPr>
         <m:sSup>
           <m:e>
             <m:r>
@@ -15853,6 +16540,14 @@
         <w:t xml:space="preserve">半反应：</w:t>
       </w:r>
       <m:oMath>
+        <m:oMathPr>
+          <m:ctrlPr>
+            <w:rPr>
+              <w:sz w:val="28"/>
+              <w:szCs w:val="28"/>
+            </w:rPr>
+          </m:ctrlPr>
+        </m:oMathPr>
         <m:sSup>
           <m:e>
             <m:r>
@@ -15944,6 +16639,12 @@
       <m:oMathPara>
         <m:oMathParaPr>
           <m:jc m:val="center"/>
+          <m:ctrlPr>
+            <w:rPr>
+              <w:sz w:val="28"/>
+              <w:szCs w:val="28"/>
+            </w:rPr>
+          </m:ctrlPr>
         </m:oMathParaPr>
         <m:oMath>
           <m:r>
@@ -16104,6 +16805,12 @@
       <m:oMathPara>
         <m:oMathParaPr>
           <m:jc m:val="center"/>
+          <m:ctrlPr>
+            <w:rPr>
+              <w:sz w:val="28"/>
+              <w:szCs w:val="28"/>
+            </w:rPr>
+          </m:ctrlPr>
         </m:oMathParaPr>
         <m:oMath>
           <m:r>
@@ -16210,6 +16917,14 @@
         <w:t xml:space="preserve">：</w:t>
       </w:r>
       <m:oMath>
+        <m:oMathPr>
+          <m:ctrlPr>
+            <w:rPr>
+              <w:sz w:val="28"/>
+              <w:szCs w:val="28"/>
+            </w:rPr>
+          </m:ctrlPr>
+        </m:oMathPr>
         <m:r>
           <m:t>φ</m:t>
         </m:r>
@@ -16297,6 +17012,14 @@
         <w:t xml:space="preserve"> </w:t>
       </w:r>
       <m:oMath>
+        <m:oMathPr>
+          <m:ctrlPr>
+            <w:rPr>
+              <w:sz w:val="28"/>
+              <w:szCs w:val="28"/>
+            </w:rPr>
+          </m:ctrlPr>
+        </m:oMathPr>
         <m:sSup>
           <m:e>
             <m:r>
@@ -16406,6 +17129,14 @@
         <w:t xml:space="preserve"> </w:t>
       </w:r>
       <m:oMath>
+        <m:oMathPr>
+          <m:ctrlPr>
+            <w:rPr>
+              <w:sz w:val="28"/>
+              <w:szCs w:val="28"/>
+            </w:rPr>
+          </m:ctrlPr>
+        </m:oMathPr>
         <m:sSubSup>
           <m:e>
             <m:r>
@@ -16562,6 +17293,14 @@
         <w:t xml:space="preserve"> </w:t>
       </w:r>
       <m:oMath>
+        <m:oMathPr>
+          <m:ctrlPr>
+            <w:rPr>
+              <w:sz w:val="28"/>
+              <w:szCs w:val="28"/>
+            </w:rPr>
+          </m:ctrlPr>
+        </m:oMathPr>
         <m:r>
           <m:rPr>
             <m:sty m:val="p"/>
@@ -16827,6 +17566,14 @@
         <w:t xml:space="preserve">0，</w:t>
       </w:r>
       <m:oMath>
+        <m:oMathPr>
+          <m:ctrlPr>
+            <w:rPr>
+              <w:sz w:val="28"/>
+              <w:szCs w:val="28"/>
+            </w:rPr>
+          </m:ctrlPr>
+        </m:oMathPr>
         <m:r>
           <m:rPr>
             <m:sty m:val="p"/>
@@ -16907,6 +17654,12 @@
       <m:oMathPara>
         <m:oMathParaPr>
           <m:jc m:val="center"/>
+          <m:ctrlPr>
+            <w:rPr>
+              <w:sz w:val="28"/>
+              <w:szCs w:val="28"/>
+            </w:rPr>
+          </m:ctrlPr>
         </m:oMathParaPr>
         <m:oMath>
           <m:r>
@@ -17038,6 +17791,14 @@
         <w:t xml:space="preserve">5，</w:t>
       </w:r>
       <m:oMath>
+        <m:oMathPr>
+          <m:ctrlPr>
+            <w:rPr>
+              <w:sz w:val="28"/>
+              <w:szCs w:val="28"/>
+            </w:rPr>
+          </m:ctrlPr>
+        </m:oMathPr>
         <m:r>
           <m:rPr>
             <m:sty m:val="p"/>
@@ -17133,6 +17894,12 @@
       <m:oMathPara>
         <m:oMathParaPr>
           <m:jc m:val="center"/>
+          <m:ctrlPr>
+            <w:rPr>
+              <w:sz w:val="28"/>
+              <w:szCs w:val="28"/>
+            </w:rPr>
+          </m:ctrlPr>
         </m:oMathParaPr>
         <m:oMath>
           <m:r>
@@ -17310,6 +18077,12 @@
       <m:oMathPara>
         <m:oMathParaPr>
           <m:jc m:val="center"/>
+          <m:ctrlPr>
+            <w:rPr>
+              <w:sz w:val="28"/>
+              <w:szCs w:val="28"/>
+            </w:rPr>
+          </m:ctrlPr>
         </m:oMathParaPr>
         <m:oMath>
           <m:r>
@@ -17570,6 +18343,12 @@
       <m:oMathPara>
         <m:oMathParaPr>
           <m:jc m:val="center"/>
+          <m:ctrlPr>
+            <w:rPr>
+              <w:sz w:val="28"/>
+              <w:szCs w:val="28"/>
+            </w:rPr>
+          </m:ctrlPr>
         </m:oMathParaPr>
         <m:oMath>
           <m:sSubSup>
@@ -17828,6 +18607,14 @@
         <w:t xml:space="preserve"> </w:t>
       </w:r>
       <m:oMath>
+        <m:oMathPr>
+          <m:ctrlPr>
+            <w:rPr>
+              <w:sz w:val="28"/>
+              <w:szCs w:val="28"/>
+            </w:rPr>
+          </m:ctrlPr>
+        </m:oMathPr>
         <m:sSubSup>
           <m:e>
             <m:r>
@@ -17930,6 +18717,14 @@
         <w:t xml:space="preserve"> </w:t>
       </w:r>
       <m:oMath>
+        <m:oMathPr>
+          <m:ctrlPr>
+            <w:rPr>
+              <w:sz w:val="28"/>
+              <w:szCs w:val="28"/>
+            </w:rPr>
+          </m:ctrlPr>
+        </m:oMathPr>
         <m:sSubSup>
           <m:e>
             <m:r>
@@ -18108,6 +18903,14 @@
         </w:numPr>
       </w:pPr>
       <m:oMath>
+        <m:oMathPr>
+          <m:ctrlPr>
+            <w:rPr>
+              <w:sz w:val="28"/>
+              <w:szCs w:val="28"/>
+            </w:rPr>
+          </m:ctrlPr>
+        </m:oMathPr>
         <m:r>
           <m:rPr>
             <m:nor/>
@@ -18241,6 +19044,14 @@
         <w:t xml:space="preserve"> </w:t>
       </w:r>
       <m:oMath>
+        <m:oMathPr>
+          <m:ctrlPr>
+            <w:rPr>
+              <w:sz w:val="28"/>
+              <w:szCs w:val="28"/>
+            </w:rPr>
+          </m:ctrlPr>
+        </m:oMathPr>
         <m:sSup>
           <m:e>
             <m:r>
@@ -18298,6 +19109,14 @@
         </w:numPr>
       </w:pPr>
       <m:oMath>
+        <m:oMathPr>
+          <m:ctrlPr>
+            <w:rPr>
+              <w:sz w:val="28"/>
+              <w:szCs w:val="28"/>
+            </w:rPr>
+          </m:ctrlPr>
+        </m:oMathPr>
         <m:sSub>
           <m:e>
             <m:r>
@@ -18422,6 +19241,14 @@
         <w:t xml:space="preserve"> </w:t>
       </w:r>
       <m:oMath>
+        <m:oMathPr>
+          <m:ctrlPr>
+            <w:rPr>
+              <w:sz w:val="28"/>
+              <w:szCs w:val="28"/>
+            </w:rPr>
+          </m:ctrlPr>
+        </m:oMathPr>
         <m:sSup>
           <m:e>
             <m:r>
@@ -18475,6 +19302,14 @@
         <w:pStyle w:val="FirstParagraph"/>
       </w:pPr>
       <m:oMath>
+        <m:oMathPr>
+          <m:ctrlPr>
+            <w:rPr>
+              <w:sz w:val="28"/>
+              <w:szCs w:val="28"/>
+            </w:rPr>
+          </m:ctrlPr>
+        </m:oMathPr>
         <m:sSubSup>
           <m:e>
             <m:r>
@@ -18669,6 +19504,14 @@
         </w:numPr>
       </w:pPr>
       <m:oMath>
+        <m:oMathPr>
+          <m:ctrlPr>
+            <w:rPr>
+              <w:sz w:val="28"/>
+              <w:szCs w:val="28"/>
+            </w:rPr>
+          </m:ctrlPr>
+        </m:oMathPr>
         <m:sSubSup>
           <m:e>
             <m:r>
@@ -18733,6 +19576,12 @@
       <m:oMathPara>
         <m:oMathParaPr>
           <m:jc m:val="center"/>
+          <m:ctrlPr>
+            <w:rPr>
+              <w:sz w:val="28"/>
+              <w:szCs w:val="28"/>
+            </w:rPr>
+          </m:ctrlPr>
         </m:oMathParaPr>
         <m:oMath>
           <m:sSubSup>
@@ -18890,6 +19739,14 @@
         <w:t xml:space="preserve">各步转移电子数：</w:t>
       </w:r>
       <m:oMath>
+        <m:oMathPr>
+          <m:ctrlPr>
+            <w:rPr>
+              <w:sz w:val="28"/>
+              <w:szCs w:val="28"/>
+            </w:rPr>
+          </m:ctrlPr>
+        </m:oMathPr>
         <m:sSubSup>
           <m:e>
             <m:r>
@@ -18973,6 +19830,14 @@
         <w:t xml:space="preserve">），</w:t>
       </w:r>
       <m:oMath>
+        <m:oMathPr>
+          <m:ctrlPr>
+            <w:rPr>
+              <w:sz w:val="28"/>
+              <w:szCs w:val="28"/>
+            </w:rPr>
+          </m:ctrlPr>
+        </m:oMathPr>
         <m:sSub>
           <m:e>
             <m:r>
@@ -19039,6 +19904,14 @@
         <w:t xml:space="preserve">），</w:t>
       </w:r>
       <m:oMath>
+        <m:oMathPr>
+          <m:ctrlPr>
+            <w:rPr>
+              <w:sz w:val="28"/>
+              <w:szCs w:val="28"/>
+            </w:rPr>
+          </m:ctrlPr>
+        </m:oMathPr>
         <m:r>
           <m:rPr>
             <m:nor/>
@@ -19127,6 +20000,12 @@
       <m:oMathPara>
         <m:oMathParaPr>
           <m:jc m:val="center"/>
+          <m:ctrlPr>
+            <w:rPr>
+              <w:sz w:val="28"/>
+              <w:szCs w:val="28"/>
+            </w:rPr>
+          </m:ctrlPr>
         </m:oMathParaPr>
         <m:oMath>
           <m:sSup>
@@ -19341,6 +20220,14 @@
         <w:t xml:space="preserve"> </w:t>
       </w:r>
       <m:oMath>
+        <m:oMathPr>
+          <m:ctrlPr>
+            <w:rPr>
+              <w:sz w:val="28"/>
+              <w:szCs w:val="28"/>
+            </w:rPr>
+          </m:ctrlPr>
+        </m:oMathPr>
         <m:sSup>
           <m:e>
             <m:r>
@@ -19488,6 +20375,14 @@
         <w:t xml:space="preserve"> </w:t>
       </w:r>
       <m:oMath>
+        <m:oMathPr>
+          <m:ctrlPr>
+            <w:rPr>
+              <w:sz w:val="28"/>
+              <w:szCs w:val="28"/>
+            </w:rPr>
+          </m:ctrlPr>
+        </m:oMathPr>
         <m:r>
           <m:rPr>
             <m:sty m:val="p"/>
@@ -19642,6 +20537,14 @@
         <w:t xml:space="preserve">判断反应彻底程度（</w:t>
       </w:r>
       <m:oMath>
+        <m:oMathPr>
+          <m:ctrlPr>
+            <w:rPr>
+              <w:sz w:val="28"/>
+              <w:szCs w:val="28"/>
+            </w:rPr>
+          </m:ctrlPr>
+        </m:oMathPr>
         <m:sSubSup>
           <m:e>
             <m:r>
@@ -19791,6 +20694,14 @@
         <w:t xml:space="preserve"> </w:t>
       </w:r>
       <m:oMath>
+        <m:oMathPr>
+          <m:ctrlPr>
+            <w:rPr>
+              <w:sz w:val="28"/>
+              <w:szCs w:val="28"/>
+            </w:rPr>
+          </m:ctrlPr>
+        </m:oMathPr>
         <m:sSubSup>
           <m:e>
             <m:r>
@@ -19848,6 +20759,14 @@
         <w:t xml:space="preserve">、</w:t>
       </w:r>
       <m:oMath>
+        <m:oMathPr>
+          <m:ctrlPr>
+            <w:rPr>
+              <w:sz w:val="28"/>
+              <w:szCs w:val="28"/>
+            </w:rPr>
+          </m:ctrlPr>
+        </m:oMathPr>
         <m:sSub>
           <m:e>
             <m:r>
@@ -20014,6 +20933,14 @@
         <w:t xml:space="preserve"> </w:t>
       </w:r>
       <m:oMath>
+        <m:oMathPr>
+          <m:ctrlPr>
+            <w:rPr>
+              <w:sz w:val="28"/>
+              <w:szCs w:val="28"/>
+            </w:rPr>
+          </m:ctrlPr>
+        </m:oMathPr>
         <m:sSup>
           <m:e>
             <m:r>
@@ -20074,6 +21001,14 @@
         <w:t xml:space="preserve"> </w:t>
       </w:r>
       <m:oMath>
+        <m:oMathPr>
+          <m:ctrlPr>
+            <w:rPr>
+              <w:sz w:val="28"/>
+              <w:szCs w:val="28"/>
+            </w:rPr>
+          </m:ctrlPr>
+        </m:oMathPr>
         <m:sSup>
           <m:e>
             <m:r>
@@ -20263,7 +21198,7 @@
           <w:p>
             <w:pPr>
               <w:pStyle w:val="Compact"/>
-              <w:jc w:val="left"/>
+              <w:jc w:val="center"/>
             </w:pPr>
             <w:r>
               <w:rPr>
@@ -20279,7 +21214,7 @@
           <w:p>
             <w:pPr>
               <w:pStyle w:val="Compact"/>
-              <w:jc w:val="left"/>
+              <w:jc w:val="center"/>
             </w:pPr>
             <w:r>
               <w:rPr>
@@ -20295,7 +21230,7 @@
           <w:p>
             <w:pPr>
               <w:pStyle w:val="Compact"/>
-              <w:jc w:val="left"/>
+              <w:jc w:val="center"/>
             </w:pPr>
             <w:r>
               <w:rPr>
@@ -20313,7 +21248,7 @@
           <w:p>
             <w:pPr>
               <w:pStyle w:val="Compact"/>
-              <w:jc w:val="left"/>
+              <w:jc w:val="center"/>
             </w:pPr>
             <w:r>
               <w:rPr>
@@ -20328,7 +21263,7 @@
           <w:p>
             <w:pPr>
               <w:pStyle w:val="Compact"/>
-              <w:jc w:val="left"/>
+              <w:jc w:val="center"/>
             </w:pPr>
             <m:oMath>
               <m:r>
@@ -20408,7 +21343,7 @@
           <w:p>
             <w:pPr>
               <w:pStyle w:val="Compact"/>
-              <w:jc w:val="left"/>
+              <w:jc w:val="center"/>
             </w:pPr>
             <w:r>
               <w:rPr>
@@ -20431,7 +21366,7 @@
           <w:p>
             <w:pPr>
               <w:pStyle w:val="Compact"/>
-              <w:jc w:val="left"/>
+              <w:jc w:val="center"/>
             </w:pPr>
             <w:r>
               <w:rPr>
@@ -20446,7 +21381,7 @@
           <w:p>
             <w:pPr>
               <w:pStyle w:val="Compact"/>
-              <w:jc w:val="left"/>
+              <w:jc w:val="center"/>
             </w:pPr>
             <m:oMath>
               <m:sSubSup>
@@ -20502,7 +21437,7 @@
           <w:p>
             <w:pPr>
               <w:pStyle w:val="Compact"/>
-              <w:jc w:val="left"/>
+              <w:jc w:val="center"/>
             </w:pPr>
             <w:r>
               <w:rPr>
@@ -20577,7 +21512,7 @@
           <w:p>
             <w:pPr>
               <w:pStyle w:val="Compact"/>
-              <w:jc w:val="left"/>
+              <w:jc w:val="center"/>
             </w:pPr>
             <w:r>
               <w:rPr>
@@ -20598,7 +21533,7 @@
           <w:p>
             <w:pPr>
               <w:pStyle w:val="Compact"/>
-              <w:jc w:val="left"/>
+              <w:jc w:val="center"/>
             </w:pPr>
             <m:oMath>
               <m:r>
@@ -20719,7 +21654,7 @@
           <w:p>
             <w:pPr>
               <w:pStyle w:val="Compact"/>
-              <w:jc w:val="left"/>
+              <w:jc w:val="center"/>
             </w:pPr>
             <w:r>
               <w:rPr>
@@ -20824,7 +21759,7 @@
           <w:p>
             <w:pPr>
               <w:pStyle w:val="Compact"/>
-              <w:jc w:val="left"/>
+              <w:jc w:val="center"/>
             </w:pPr>
             <w:r>
               <w:rPr>
@@ -20845,7 +21780,7 @@
           <w:p>
             <w:pPr>
               <w:pStyle w:val="Compact"/>
-              <w:jc w:val="left"/>
+              <w:jc w:val="center"/>
             </w:pPr>
             <m:oMath>
               <m:r>
@@ -21008,7 +21943,7 @@
           <w:p>
             <w:pPr>
               <w:pStyle w:val="Compact"/>
-              <w:jc w:val="left"/>
+              <w:jc w:val="center"/>
             </w:pPr>
             <w:r>
               <w:rPr>
@@ -21097,7 +22032,7 @@
           <w:p>
             <w:pPr>
               <w:pStyle w:val="Compact"/>
-              <w:jc w:val="left"/>
+              <w:jc w:val="center"/>
             </w:pPr>
             <w:r>
               <w:rPr>
@@ -21124,7 +22059,7 @@
           <w:p>
             <w:pPr>
               <w:pStyle w:val="Compact"/>
-              <w:jc w:val="left"/>
+              <w:jc w:val="center"/>
             </w:pPr>
             <w:r>
               <w:rPr>
@@ -21139,7 +22074,7 @@
           <w:p>
             <w:pPr>
               <w:pStyle w:val="Compact"/>
-              <w:jc w:val="left"/>
+              <w:jc w:val="center"/>
             </w:pPr>
             <w:r>
               <w:rPr>
@@ -21168,7 +22103,7 @@
           <w:p>
             <w:pPr>
               <w:pStyle w:val="Compact"/>
-              <w:jc w:val="left"/>
+              <w:jc w:val="center"/>
             </w:pPr>
             <w:r>
               <w:rPr>
@@ -21183,7 +22118,7 @@
           <w:p>
             <w:pPr>
               <w:pStyle w:val="Compact"/>
-              <w:jc w:val="left"/>
+              <w:jc w:val="center"/>
             </w:pPr>
             <w:r>
               <w:rPr>
@@ -21227,7 +22162,7 @@
           <w:p>
             <w:pPr>
               <w:pStyle w:val="Compact"/>
-              <w:jc w:val="left"/>
+              <w:jc w:val="center"/>
             </w:pPr>
             <w:r>
               <w:rPr>
@@ -21375,7 +22310,7 @@
           <w:p>
             <w:pPr>
               <w:pStyle w:val="Compact"/>
-              <w:jc w:val="left"/>
+              <w:jc w:val="center"/>
             </w:pPr>
             <w:r>
               <w:rPr>
@@ -21396,7 +22331,7 @@
           <w:p>
             <w:pPr>
               <w:pStyle w:val="Compact"/>
-              <w:jc w:val="left"/>
+              <w:jc w:val="center"/>
             </w:pPr>
             <w:r>
               <w:rPr>
@@ -21411,7 +22346,7 @@
           <w:p>
             <w:pPr>
               <w:pStyle w:val="Compact"/>
-              <w:jc w:val="left"/>
+              <w:jc w:val="center"/>
             </w:pPr>
             <w:r>
               <w:rPr>
@@ -21607,6 +22542,14 @@
         </w:numPr>
       </w:pPr>
       <m:oMath>
+        <m:oMathPr>
+          <m:ctrlPr>
+            <w:rPr>
+              <w:sz w:val="28"/>
+              <w:szCs w:val="28"/>
+            </w:rPr>
+          </m:ctrlPr>
+        </m:oMathPr>
         <m:r>
           <m:rPr>
             <m:nor/>
@@ -21694,6 +22637,14 @@
         </w:numPr>
       </w:pPr>
       <m:oMath>
+        <m:oMathPr>
+          <m:ctrlPr>
+            <w:rPr>
+              <w:sz w:val="28"/>
+              <w:szCs w:val="28"/>
+            </w:rPr>
+          </m:ctrlPr>
+        </m:oMathPr>
         <m:r>
           <m:rPr>
             <m:nor/>
@@ -21782,6 +22733,14 @@
         <w:t xml:space="preserve"> </w:t>
       </w:r>
       <m:oMath>
+        <m:oMathPr>
+          <m:ctrlPr>
+            <w:rPr>
+              <w:sz w:val="28"/>
+              <w:szCs w:val="28"/>
+            </w:rPr>
+          </m:ctrlPr>
+        </m:oMathPr>
         <m:sSup>
           <m:e>
             <m:r>
@@ -21886,6 +22845,14 @@
         <w:t xml:space="preserve">，</w:t>
       </w:r>
       <m:oMath>
+        <m:oMathPr>
+          <m:ctrlPr>
+            <w:rPr>
+              <w:sz w:val="28"/>
+              <w:szCs w:val="28"/>
+            </w:rPr>
+          </m:ctrlPr>
+        </m:oMathPr>
         <m:sSup>
           <m:e>
             <m:r>
@@ -21981,6 +22948,14 @@
         <w:t xml:space="preserve">，</w:t>
       </w:r>
       <m:oMath>
+        <m:oMathPr>
+          <m:ctrlPr>
+            <w:rPr>
+              <w:sz w:val="28"/>
+              <w:szCs w:val="28"/>
+            </w:rPr>
+          </m:ctrlPr>
+        </m:oMathPr>
         <m:sSup>
           <m:e>
             <m:r>
@@ -22148,6 +23123,14 @@
         </w:numPr>
       </w:pPr>
       <m:oMath>
+        <m:oMathPr>
+          <m:ctrlPr>
+            <w:rPr>
+              <w:sz w:val="28"/>
+              <w:szCs w:val="28"/>
+            </w:rPr>
+          </m:ctrlPr>
+        </m:oMathPr>
         <m:r>
           <m:rPr>
             <m:sty m:val="p"/>
@@ -22227,6 +23210,14 @@
         </w:numPr>
       </w:pPr>
       <m:oMath>
+        <m:oMathPr>
+          <m:ctrlPr>
+            <w:rPr>
+              <w:sz w:val="28"/>
+              <w:szCs w:val="28"/>
+            </w:rPr>
+          </m:ctrlPr>
+        </m:oMathPr>
         <m:r>
           <m:rPr>
             <m:sty m:val="p"/>
@@ -22333,6 +23324,14 @@
         <w:t xml:space="preserve"> </w:t>
       </w:r>
       <m:oMath>
+        <m:oMathPr>
+          <m:ctrlPr>
+            <w:rPr>
+              <w:sz w:val="28"/>
+              <w:szCs w:val="28"/>
+            </w:rPr>
+          </m:ctrlPr>
+        </m:oMathPr>
         <m:sSup>
           <m:e>
             <m:r>
@@ -22443,6 +23442,14 @@
         <w:t xml:space="preserve"> </w:t>
       </w:r>
       <m:oMath>
+        <m:oMathPr>
+          <m:ctrlPr>
+            <w:rPr>
+              <w:sz w:val="28"/>
+              <w:szCs w:val="28"/>
+            </w:rPr>
+          </m:ctrlPr>
+        </m:oMathPr>
         <m:sSup>
           <m:e>
             <m:r>
@@ -22571,6 +23578,14 @@
         <w:t xml:space="preserve"> </w:t>
       </w:r>
       <m:oMath>
+        <m:oMathPr>
+          <m:ctrlPr>
+            <w:rPr>
+              <w:sz w:val="28"/>
+              <w:szCs w:val="28"/>
+            </w:rPr>
+          </m:ctrlPr>
+        </m:oMathPr>
         <m:sSub>
           <m:e>
             <m:r>
@@ -22746,6 +23761,14 @@
         <w:t xml:space="preserve">K，</w:t>
       </w:r>
       <m:oMath>
+        <m:oMathPr>
+          <m:ctrlPr>
+            <w:rPr>
+              <w:sz w:val="28"/>
+              <w:szCs w:val="28"/>
+            </w:rPr>
+          </m:ctrlPr>
+        </m:oMathPr>
         <m:r>
           <m:rPr>
             <m:sty m:val="p"/>
@@ -22983,6 +24006,14 @@
         <w:t xml:space="preserve"> </w:t>
       </w:r>
       <m:oMath>
+        <m:oMathPr>
+          <m:ctrlPr>
+            <w:rPr>
+              <w:sz w:val="28"/>
+              <w:szCs w:val="28"/>
+            </w:rPr>
+          </m:ctrlPr>
+        </m:oMathPr>
         <m:sSup>
           <m:e>
             <m:r>
@@ -23090,6 +24121,14 @@
         <w:t xml:space="preserve"> </w:t>
       </w:r>
       <m:oMath>
+        <m:oMathPr>
+          <m:ctrlPr>
+            <w:rPr>
+              <w:sz w:val="28"/>
+              <w:szCs w:val="28"/>
+            </w:rPr>
+          </m:ctrlPr>
+        </m:oMathPr>
         <m:sSub>
           <m:e>
             <m:r>
@@ -23226,6 +24265,12 @@
       <m:oMathPara>
         <m:oMathParaPr>
           <m:jc m:val="center"/>
+          <m:ctrlPr>
+            <w:rPr>
+              <w:sz w:val="28"/>
+              <w:szCs w:val="28"/>
+            </w:rPr>
+          </m:ctrlPr>
         </m:oMathParaPr>
         <m:oMath>
           <m:sSub>
@@ -23485,6 +24530,14 @@
         <w:t xml:space="preserve"> </w:t>
       </w:r>
       <m:oMath>
+        <m:oMathPr>
+          <m:ctrlPr>
+            <w:rPr>
+              <w:sz w:val="28"/>
+              <w:szCs w:val="28"/>
+            </w:rPr>
+          </m:ctrlPr>
+        </m:oMathPr>
         <m:sSubSup>
           <m:e>
             <m:r>
@@ -23610,6 +24663,14 @@
         <w:t xml:space="preserve">的溶度积数据（</w:t>
       </w:r>
       <m:oMath>
+        <m:oMathPr>
+          <m:ctrlPr>
+            <w:rPr>
+              <w:sz w:val="28"/>
+              <w:szCs w:val="28"/>
+            </w:rPr>
+          </m:ctrlPr>
+        </m:oMathPr>
         <m:sSub>
           <m:e>
             <m:r>
@@ -23670,6 +24731,14 @@
         <w:t xml:space="preserve"> </w:t>
       </w:r>
       <m:oMath>
+        <m:oMathPr>
+          <m:ctrlPr>
+            <w:rPr>
+              <w:sz w:val="28"/>
+              <w:szCs w:val="28"/>
+            </w:rPr>
+          </m:ctrlPr>
+        </m:oMathPr>
         <m:sSup>
           <m:e>
             <m:r>
@@ -23779,6 +24848,14 @@
         <w:t xml:space="preserve"> </w:t>
       </w:r>
       <m:oMath>
+        <m:oMathPr>
+          <m:ctrlPr>
+            <w:rPr>
+              <w:sz w:val="28"/>
+              <w:szCs w:val="28"/>
+            </w:rPr>
+          </m:ctrlPr>
+        </m:oMathPr>
         <m:r>
           <m:rPr>
             <m:sty m:val="p"/>
@@ -23932,6 +25009,14 @@
         <w:t xml:space="preserve"> </w:t>
       </w:r>
       <m:oMath>
+        <m:oMathPr>
+          <m:ctrlPr>
+            <w:rPr>
+              <w:sz w:val="28"/>
+              <w:szCs w:val="28"/>
+            </w:rPr>
+          </m:ctrlPr>
+        </m:oMathPr>
         <m:r>
           <m:rPr>
             <m:sty m:val="p"/>
@@ -24143,6 +25228,14 @@
         <w:t xml:space="preserve">Hg²⁺：</w:t>
       </w:r>
       <m:oMath>
+        <m:oMathPr>
+          <m:ctrlPr>
+            <w:rPr>
+              <w:sz w:val="28"/>
+              <w:szCs w:val="28"/>
+            </w:rPr>
+          </m:ctrlPr>
+        </m:oMathPr>
         <m:sSup>
           <m:e>
             <m:r>
@@ -24356,6 +25449,14 @@
         <w:t xml:space="preserve">甘汞电极：</w:t>
       </w:r>
       <m:oMath>
+        <m:oMathPr>
+          <m:ctrlPr>
+            <w:rPr>
+              <w:sz w:val="28"/>
+              <w:szCs w:val="28"/>
+            </w:rPr>
+          </m:ctrlPr>
+        </m:oMathPr>
         <m:sSub>
           <m:e>
             <m:r>
@@ -24473,6 +25574,14 @@
         <w:t xml:space="preserve">浓度变化；银-氯化银电极：</w:t>
       </w:r>
       <m:oMath>
+        <m:oMathPr>
+          <m:ctrlPr>
+            <w:rPr>
+              <w:sz w:val="28"/>
+              <w:szCs w:val="28"/>
+            </w:rPr>
+          </m:ctrlPr>
+        </m:oMathPr>
         <m:r>
           <m:rPr>
             <m:nor/>
@@ -24565,6 +25674,14 @@
         <w:t xml:space="preserve"> </w:t>
       </w:r>
       <m:oMath>
+        <m:oMathPr>
+          <m:ctrlPr>
+            <w:rPr>
+              <w:sz w:val="28"/>
+              <w:szCs w:val="28"/>
+            </w:rPr>
+          </m:ctrlPr>
+        </m:oMathPr>
         <m:r>
           <m:t>φ</m:t>
         </m:r>
@@ -24697,6 +25814,14 @@
         <w:t xml:space="preserve"> </w:t>
       </w:r>
       <m:oMath>
+        <m:oMathPr>
+          <m:ctrlPr>
+            <w:rPr>
+              <w:sz w:val="28"/>
+              <w:szCs w:val="28"/>
+            </w:rPr>
+          </m:ctrlPr>
+        </m:oMathPr>
         <m:r>
           <m:t>φ</m:t>
         </m:r>
@@ -24853,6 +25978,14 @@
         <w:t xml:space="preserve"> </w:t>
       </w:r>
       <m:oMath>
+        <m:oMathPr>
+          <m:ctrlPr>
+            <w:rPr>
+              <w:sz w:val="28"/>
+              <w:szCs w:val="28"/>
+            </w:rPr>
+          </m:ctrlPr>
+        </m:oMathPr>
         <m:r>
           <m:t>φ</m:t>
         </m:r>
@@ -24886,6 +26019,14 @@
         <w:t xml:space="preserve"> </w:t>
       </w:r>
       <m:oMath>
+        <m:oMathPr>
+          <m:ctrlPr>
+            <w:rPr>
+              <w:sz w:val="28"/>
+              <w:szCs w:val="28"/>
+            </w:rPr>
+          </m:ctrlPr>
+        </m:oMathPr>
         <m:r>
           <m:t>φ</m:t>
         </m:r>
@@ -25066,6 +26207,14 @@
         <w:t xml:space="preserve">由溶解平衡：</w:t>
       </w:r>
       <m:oMath>
+        <m:oMathPr>
+          <m:ctrlPr>
+            <w:rPr>
+              <w:sz w:val="28"/>
+              <w:szCs w:val="28"/>
+            </w:rPr>
+          </m:ctrlPr>
+        </m:oMathPr>
         <m:r>
           <m:rPr>
             <m:nor/>
@@ -25131,6 +26280,14 @@
         <w:t xml:space="preserve">，</w:t>
       </w:r>
       <m:oMath>
+        <m:oMathPr>
+          <m:ctrlPr>
+            <w:rPr>
+              <w:sz w:val="28"/>
+              <w:szCs w:val="28"/>
+            </w:rPr>
+          </m:ctrlPr>
+        </m:oMathPr>
         <m:sSub>
           <m:e>
             <m:r>
@@ -25220,6 +26377,14 @@
         <w:t xml:space="preserve">。</w:t>
       </w:r>
       <m:oMath>
+        <m:oMathPr>
+          <m:ctrlPr>
+            <w:rPr>
+              <w:sz w:val="28"/>
+              <w:szCs w:val="28"/>
+            </w:rPr>
+          </m:ctrlPr>
+        </m:oMathPr>
         <m:r>
           <m:rPr>
             <m:sty m:val="p"/>
@@ -25274,6 +26439,14 @@
         <w:t xml:space="preserve"> </w:t>
       </w:r>
       <m:oMath>
+        <m:oMathPr>
+          <m:ctrlPr>
+            <w:rPr>
+              <w:sz w:val="28"/>
+              <w:szCs w:val="28"/>
+            </w:rPr>
+          </m:ctrlPr>
+        </m:oMathPr>
         <m:r>
           <m:rPr>
             <m:sty m:val="p"/>
@@ -25380,6 +26553,14 @@
         <w:t xml:space="preserve"> </w:t>
       </w:r>
       <m:oMath>
+        <m:oMathPr>
+          <m:ctrlPr>
+            <w:rPr>
+              <w:sz w:val="28"/>
+              <w:szCs w:val="28"/>
+            </w:rPr>
+          </m:ctrlPr>
+        </m:oMathPr>
         <m:r>
           <m:t>φ</m:t>
         </m:r>
@@ -25563,6 +26744,14 @@
         <w:t xml:space="preserve">HIO：</w:t>
       </w:r>
       <m:oMath>
+        <m:oMathPr>
+          <m:ctrlPr>
+            <w:rPr>
+              <w:sz w:val="28"/>
+              <w:szCs w:val="28"/>
+            </w:rPr>
+          </m:ctrlPr>
+        </m:oMathPr>
         <m:sSubSup>
           <m:e>
             <m:r>
@@ -25604,6 +26793,14 @@
         <w:t xml:space="preserve">，</w:t>
       </w:r>
       <m:oMath>
+        <m:oMathPr>
+          <m:ctrlPr>
+            <w:rPr>
+              <w:sz w:val="28"/>
+              <w:szCs w:val="28"/>
+            </w:rPr>
+          </m:ctrlPr>
+        </m:oMathPr>
         <m:sSubSup>
           <m:e>
             <m:r>
@@ -25690,6 +26887,14 @@
         <w:t xml:space="preserve">：</w:t>
       </w:r>
       <m:oMath>
+        <m:oMathPr>
+          <m:ctrlPr>
+            <w:rPr>
+              <w:sz w:val="28"/>
+              <w:szCs w:val="28"/>
+            </w:rPr>
+          </m:ctrlPr>
+        </m:oMathPr>
         <m:sSubSup>
           <m:e>
             <m:r>
@@ -25780,6 +26985,14 @@
         <w:t xml:space="preserve">），</w:t>
       </w:r>
       <m:oMath>
+        <m:oMathPr>
+          <m:ctrlPr>
+            <w:rPr>
+              <w:sz w:val="28"/>
+              <w:szCs w:val="28"/>
+            </w:rPr>
+          </m:ctrlPr>
+        </m:oMathPr>
         <m:sSubSup>
           <m:e>
             <m:r>
@@ -25821,6 +27034,14 @@
         <w:t xml:space="preserve">（</w:t>
       </w:r>
       <m:oMath>
+        <m:oMathPr>
+          <m:ctrlPr>
+            <w:rPr>
+              <w:sz w:val="28"/>
+              <w:szCs w:val="28"/>
+            </w:rPr>
+          </m:ctrlPr>
+        </m:oMathPr>
         <m:r>
           <m:rPr>
             <m:nor/>
@@ -25909,6 +27130,14 @@
         <w:t xml:space="preserve"> </w:t>
       </w:r>
       <m:oMath>
+        <m:oMathPr>
+          <m:ctrlPr>
+            <w:rPr>
+              <w:sz w:val="28"/>
+              <w:szCs w:val="28"/>
+            </w:rPr>
+          </m:ctrlPr>
+        </m:oMathPr>
         <m:sSubSup>
           <m:e>
             <m:r>
@@ -25986,6 +27215,14 @@
         <w:t xml:space="preserve"> </w:t>
       </w:r>
       <m:oMath>
+        <m:oMathPr>
+          <m:ctrlPr>
+            <w:rPr>
+              <w:sz w:val="28"/>
+              <w:szCs w:val="28"/>
+            </w:rPr>
+          </m:ctrlPr>
+        </m:oMathPr>
         <m:sSubSup>
           <m:e>
             <m:r>
@@ -26083,6 +27320,14 @@
         <w:t xml:space="preserve">，各步转移电子数：</w:t>
       </w:r>
       <m:oMath>
+        <m:oMathPr>
+          <m:ctrlPr>
+            <w:rPr>
+              <w:sz w:val="28"/>
+              <w:szCs w:val="28"/>
+            </w:rPr>
+          </m:ctrlPr>
+        </m:oMathPr>
         <m:sSubSup>
           <m:e>
             <m:r>
@@ -26157,6 +27402,14 @@
         <w:t xml:space="preserve">），</w:t>
       </w:r>
       <m:oMath>
+        <m:oMathPr>
+          <m:ctrlPr>
+            <w:rPr>
+              <w:sz w:val="28"/>
+              <w:szCs w:val="28"/>
+            </w:rPr>
+          </m:ctrlPr>
+        </m:oMathPr>
         <m:r>
           <m:rPr>
             <m:nor/>
@@ -26238,6 +27491,14 @@
         <w:t xml:space="preserve">）。</w:t>
       </w:r>
       <m:oMath>
+        <m:oMathPr>
+          <m:ctrlPr>
+            <w:rPr>
+              <w:sz w:val="28"/>
+              <w:szCs w:val="28"/>
+            </w:rPr>
+          </m:ctrlPr>
+        </m:oMathPr>
         <m:sSup>
           <m:e>
             <m:r>
@@ -26397,6 +27658,14 @@
         <w:t xml:space="preserve"> </w:t>
       </w:r>
       <m:oMath>
+        <m:oMathPr>
+          <m:ctrlPr>
+            <w:rPr>
+              <w:sz w:val="28"/>
+              <w:szCs w:val="28"/>
+            </w:rPr>
+          </m:ctrlPr>
+        </m:oMathPr>
         <m:r>
           <m:rPr>
             <m:nor/>
@@ -26618,6 +27887,14 @@
         <w:t xml:space="preserve"> </w:t>
       </w:r>
       <m:oMath>
+        <m:oMathPr>
+          <m:ctrlPr>
+            <w:rPr>
+              <w:sz w:val="28"/>
+              <w:szCs w:val="28"/>
+            </w:rPr>
+          </m:ctrlPr>
+        </m:oMathPr>
         <m:sSup>
           <m:e>
             <m:r>

--- a/06-学生侧材料/讲义/2026-06-23-电化学基础.docx
+++ b/06-学生侧材料/讲义/2026-06-23-电化学基础.docx
@@ -663,8 +663,15 @@
     </w:tbl>
     <w:p>
       <w:pPr>
-        <w:pStyle w:val="BlockText"/>
+        <w:pStyle w:val="BodyText"/>
       </w:pPr>
+      <w:r>
+        <w:rPr>
+          <w:b/>
+          <w:bCs/>
+        </w:rPr>
+        <w:t xml:space="preserve">💡 </w:t>
+      </w:r>
       <w:r>
         <w:rPr>
           <w:rFonts w:hint="eastAsia" w:eastAsia="SimSun" w:ascii="Times New Roman" w:hAnsi="Times New Roman"/>
@@ -730,7 +737,7 @@
     </w:p>
     <w:p>
       <w:pPr>
-        <w:pStyle w:val="FirstParagraph"/>
+        <w:pStyle w:val="BodyText"/>
       </w:pPr>
       <w:r>
         <w:rPr>
@@ -2520,8 +2527,15 @@
     </w:p>
     <w:p>
       <w:pPr>
-        <w:pStyle w:val="BlockText"/>
+        <w:pStyle w:val="BodyText"/>
       </w:pPr>
+      <w:r>
+        <w:rPr>
+          <w:b/>
+          <w:bCs/>
+        </w:rPr>
+        <w:t xml:space="preserve">💡 </w:t>
+      </w:r>
       <w:r>
         <w:rPr>
           <w:rFonts w:hint="eastAsia" w:eastAsia="SimSun" w:ascii="Times New Roman" w:hAnsi="Times New Roman"/>
@@ -3334,8 +3348,14 @@
     </w:tbl>
     <w:p>
       <w:pPr>
-        <w:pStyle w:val="BlockText"/>
+        <w:pStyle w:val="BodyText"/>
       </w:pPr>
+      <w:r>
+        <w:t xml:space="preserve">⚠️</w:t>
+      </w:r>
+      <w:r>
+        <w:t xml:space="preserve"> </w:t>
+      </w:r>
       <w:r>
         <w:rPr>
           <w:rFonts w:hint="eastAsia" w:eastAsia="SimSun" w:ascii="Times New Roman" w:hAnsi="Times New Roman"/>
@@ -5803,8 +5823,14 @@
     </w:p>
     <w:p>
       <w:pPr>
-        <w:pStyle w:val="BlockText"/>
+        <w:pStyle w:val="BodyText"/>
       </w:pPr>
+      <w:r>
+        <w:t xml:space="preserve">⚠️</w:t>
+      </w:r>
+      <w:r>
+        <w:t xml:space="preserve"> </w:t>
+      </w:r>
       <w:r>
         <w:rPr>
           <w:rFonts w:hint="eastAsia" w:eastAsia="SimSun" w:ascii="Times New Roman" w:hAnsi="Times New Roman"/>
@@ -9136,8 +9162,15 @@
     </w:p>
     <w:p>
       <w:pPr>
-        <w:pStyle w:val="BlockText"/>
+        <w:pStyle w:val="BodyText"/>
       </w:pPr>
+      <w:r>
+        <w:rPr>
+          <w:b/>
+          <w:bCs/>
+        </w:rPr>
+        <w:t xml:space="preserve">💡 </w:t>
+      </w:r>
       <w:r>
         <w:rPr>
           <w:rFonts w:hint="eastAsia" w:eastAsia="SimSun" w:ascii="Times New Roman" w:hAnsi="Times New Roman"/>
@@ -11720,8 +11753,14 @@
     </w:p>
     <w:p>
       <w:pPr>
-        <w:pStyle w:val="BlockText"/>
+        <w:pStyle w:val="BodyText"/>
       </w:pPr>
+      <w:r>
+        <w:t xml:space="preserve">⚠️</w:t>
+      </w:r>
+      <w:r>
+        <w:t xml:space="preserve"> </w:t>
+      </w:r>
       <w:r>
         <w:rPr>
           <w:rFonts w:hint="eastAsia" w:eastAsia="SimSun" w:ascii="Times New Roman" w:hAnsi="Times New Roman"/>
